--- a/(e)CRF/Per nummer/45a_Gezondheidseconomisch dagboek (2-wekelijks, maand 0-3).docx
+++ b/(e)CRF/Per nummer/45a_Gezondheidseconomisch dagboek (2-wekelijks, maand 0-3).docx
@@ -6,18 +6,18 @@
       <w:r>
         <w:rPr>
           <w:b/>
-          <w:color w:val="00407A"/>
-          <w:sz w:val="32"/>
-        </w:rPr>
-        <w:t>Appendix 45a: Gezondheidseconomisch dagboek — 2-wekelijkse periode (maand 0–3)</w:t>
-      </w:r>
-    </w:p>
-    <w:p>
-      <w:r>
-        <w:rPr>
-          <w:b/>
-          <w:color w:val="1D8DB0"/>
-          <w:sz w:val="21"/>
+          <w:color w:val="123A5F"/>
+          <w:sz w:val="28"/>
+        </w:rPr>
+        <w:t>Appendix 45a: Gezondheidseconomisch dagboek — 2-wekelijks (maand 0–3)</w:t>
+      </w:r>
+    </w:p>
+    <w:p>
+      <w:r>
+        <w:rPr>
+          <w:b/>
+          <w:color w:val="123A5F"/>
+          <w:sz w:val="24"/>
         </w:rPr>
         <w:t>Studie-informatie</w:t>
       </w:r>
@@ -25,9 +25,7 @@
     <w:p>
       <w:r>
         <w:rPr>
-          <w:i w:val="0"/>
-          <w:color w:val="2E3B47"/>
-          <w:sz w:val="20"/>
+          <w:color w:val="24303B"/>
         </w:rPr>
         <w:t>Studie titel: Towards Pressure-Adherence &amp; Education Driven Service in Diabetic Foot Disease (PARADISE trial)</w:t>
       </w:r>
@@ -35,9 +33,7 @@
     <w:p>
       <w:r>
         <w:rPr>
-          <w:i w:val="0"/>
-          <w:color w:val="2E3B47"/>
-          <w:sz w:val="20"/>
+          <w:color w:val="24303B"/>
         </w:rPr>
         <w:t>Protocolnummer: S71769</w:t>
       </w:r>
@@ -45,9 +41,7 @@
     <w:p>
       <w:r>
         <w:rPr>
-          <w:i w:val="0"/>
-          <w:color w:val="2E3B47"/>
-          <w:sz w:val="20"/>
+          <w:color w:val="24303B"/>
         </w:rPr>
         <w:t xml:space="preserve">Studielocatie: </w:t>
         <w:tab/>
@@ -56,9 +50,7 @@
     <w:p>
       <w:r>
         <w:rPr>
-          <w:i w:val="0"/>
-          <w:color w:val="2E3B47"/>
-          <w:sz w:val="20"/>
+          <w:color w:val="24303B"/>
         </w:rPr>
         <w:t xml:space="preserve">Hoofdonderzoeker (PI): </w:t>
         <w:tab/>
@@ -67,165 +59,159 @@
     <w:p>
       <w:r>
         <w:rPr>
-          <w:i w:val="0"/>
-          <w:color w:val="2E3B47"/>
-          <w:sz w:val="20"/>
+          <w:color w:val="24303B"/>
         </w:rPr>
         <w:t xml:space="preserve">Deelnemerscode: </w:t>
         <w:tab/>
       </w:r>
     </w:p>
-    <w:p>
-      <w:r>
-        <w:rPr>
-          <w:i w:val="0"/>
-          <w:color w:val="2E3B47"/>
-          <w:sz w:val="20"/>
-        </w:rPr>
-        <w:t>Periode (omcirkel):   1 (week 1–2)   /   2 (week 3–4)   /   3 (week 5–6)   /   4 (week 7–8)   /   5 (week 9–10)   /   6 (week 11–13)</w:t>
-      </w:r>
-    </w:p>
-    <w:p>
-      <w:r>
-        <w:rPr>
-          <w:i w:val="0"/>
-          <w:color w:val="2E3B47"/>
-          <w:sz w:val="20"/>
+    <w:p/>
+    <w:p>
+      <w:r>
+        <w:rPr>
+          <w:b/>
+          <w:color w:val="123A5F"/>
+          <w:sz w:val="24"/>
+        </w:rPr>
+        <w:t>Inleiding</w:t>
+      </w:r>
+    </w:p>
+    <w:p>
+      <w:r>
+        <w:rPr>
+          <w:color w:val="2E3B47"/>
+        </w:rPr>
+        <w:t>Beste deelnemer,</w:t>
+      </w:r>
+    </w:p>
+    <w:p>
+      <w:r>
+        <w:rPr>
+          <w:color w:val="2E3B47"/>
+        </w:rPr>
+        <w:t>Dit is een van de zes korte dagboekjes die u om de twee weken invult, tussen uw startbezoek en uw studiebezoek na 3 maanden. Zo blijft elk deel kort en actueel, en is de kans kleiner dat u iets vergeet.</w:t>
+      </w:r>
+    </w:p>
+    <w:p>
+      <w:r>
+        <w:rPr>
+          <w:color w:val="2E3B47"/>
+        </w:rPr>
+        <w:t>Uw medicatiegebruik hoeft u hier niet opnieuw te noteren — dat gebeurt al wekelijks in uw dagboek bij de start (eCRF-document 45). Dit dagboekje gaat over de andere kosten: contact met een kinesist/ergotherapeut, consultaties, thuisverpleegkundige, thuiszorgdiensten, voetzorgmateriaal en hulpmiddelen, en eventueel dagziekenhuis- of ziekenhuisverblijf.</w:t>
+      </w:r>
+    </w:p>
+    <w:p>
+      <w:r>
+        <w:rPr>
+          <w:color w:val="2E3B47"/>
+        </w:rPr>
+        <w:t>Belangrijk: noteer hier niet uw voorziene studiebezoeken bij uw podoloog, arts of schoentechnieker in het kader van PARADISE zelf, die worden al apart door het studieteam bijgehouden.</w:t>
+      </w:r>
+    </w:p>
+    <w:p>
+      <w:r>
+        <w:rPr>
+          <w:color w:val="2E3B47"/>
+        </w:rPr>
+        <w:t>Dit dagboekje mag ingevuld worden met hulp van een familielid of kennis.</w:t>
+      </w:r>
+    </w:p>
+    <w:p>
+      <w:r>
+        <w:rPr>
+          <w:color w:val="2E3B47"/>
+        </w:rPr>
+        <w:t>Wij verzekeren u dat de bekomen informatie vertrouwelijk zal behandeld worden en uitsluitend zal gebruikt worden voor deze studie. Op geen enkele manier zullen er gegevens van individuele deelnemers kenbaar gemaakt worden, maar telkens op groepsniveau.</w:t>
+      </w:r>
+    </w:p>
+    <w:p>
+      <w:r>
+        <w:rPr>
+          <w:color w:val="2E3B47"/>
+        </w:rPr>
+        <w:t>Mocht u nog vragen hebben, neem dan contact op met uw zorgverlener.</w:t>
+      </w:r>
+    </w:p>
+    <w:p>
+      <w:r>
+        <w:rPr>
+          <w:color w:val="2E3B47"/>
+        </w:rPr>
+        <w:t>Vriendelijke groeten,</w:t>
+      </w:r>
+    </w:p>
+    <w:p>
+      <w:r>
+        <w:rPr>
+          <w:color w:val="2E3B47"/>
+        </w:rPr>
+        <w:t>Het studieteam</w:t>
+      </w:r>
+    </w:p>
+    <w:p/>
+    <w:tbl>
+      <w:tblPr>
+        <w:tblW w:type="auto" w:w="0"/>
+        <w:jc w:val="center"/>
+        <w:tblLook w:firstColumn="1" w:firstRow="1" w:lastColumn="0" w:lastRow="0" w:noHBand="0" w:noVBand="1" w:val="04A0"/>
+      </w:tblPr>
+      <w:tblGrid>
+        <w:gridCol w:w="9072"/>
+      </w:tblGrid>
+      <w:tr>
+        <w:tc>
+          <w:tcPr>
+            <w:tcW w:type="dxa" w:w="9072"/>
+            <w:shd w:val="clear" w:color="auto" w:fill="123A5F"/>
+          </w:tcPr>
+          <w:p>
+            <w:r/>
+            <w:r>
+              <w:rPr>
+                <w:b/>
+                <w:color w:val="FFFFFF"/>
+              </w:rPr>
+              <w:t>PERIODE 1 — week 1–2</w:t>
+            </w:r>
+          </w:p>
+        </w:tc>
+      </w:tr>
+    </w:tbl>
+    <w:p>
+      <w:r>
+        <w:rPr>
+          <w:color w:val="2E3B47"/>
         </w:rPr>
         <w:t>Periode van invullen: ___ / ___ / ______   tot   ___ / ___ / ______</w:t>
       </w:r>
     </w:p>
-    <w:p/>
-    <w:p>
-      <w:r>
-        <w:rPr>
-          <w:b/>
-          <w:color w:val="1D8DB0"/>
-          <w:sz w:val="21"/>
-        </w:rPr>
-        <w:t>Inleiding</w:t>
-      </w:r>
-    </w:p>
-    <w:p>
-      <w:r>
-        <w:rPr>
-          <w:i w:val="0"/>
-          <w:color w:val="2E3B47"/>
-          <w:sz w:val="20"/>
-        </w:rPr>
-        <w:t>Beste deelnemer,</w:t>
-      </w:r>
-    </w:p>
-    <w:p>
-      <w:r>
-        <w:rPr>
-          <w:i w:val="0"/>
-          <w:color w:val="2E3B47"/>
-          <w:sz w:val="20"/>
-        </w:rPr>
-        <w:t>Dit is een van de zes korte dagboekjes die u om de twee weken invult, tussen uw startbezoek en uw studiebezoek na 3 maanden. Zo blijft elk dagboekje kort en actueel, en is de kans kleiner dat u iets vergeet.</w:t>
-      </w:r>
-    </w:p>
-    <w:p>
-      <w:r>
-        <w:rPr>
-          <w:i w:val="0"/>
-          <w:color w:val="2E3B47"/>
-          <w:sz w:val="20"/>
-        </w:rPr>
-        <w:t>Uw medicatiegebruik hoeft u hier niet opnieuw te noteren — dat gebeurt al wekelijks in uw dagboek 45 (baseline). Dit dagboekje gaat over de andere kosten: contact met een kinesist/ergotherapeut, consultaties, thuisverpleegkundige, thuiszorgdiensten, voetzorgmateriaal en hulpmiddelen, en eventueel dagziekenhuis- of ziekenhuisverblijf.</w:t>
-      </w:r>
-    </w:p>
-    <w:p>
-      <w:r>
-        <w:rPr>
-          <w:i w:val="0"/>
-          <w:color w:val="2E3B47"/>
-          <w:sz w:val="20"/>
-        </w:rPr>
-        <w:t>Belangrijk: noteer hier niet uw voorziene studiebezoeken bij uw podoloog, arts of schoentechnieker in het kader van PARADISE zelf, die worden al apart door het studieteam bijgehouden.</w:t>
-      </w:r>
-    </w:p>
-    <w:p>
-      <w:r>
-        <w:rPr>
-          <w:i w:val="0"/>
-          <w:color w:val="2E3B47"/>
-          <w:sz w:val="20"/>
-        </w:rPr>
-        <w:t>Dit dagboekje mag ingevuld worden met hulp van een familielid of kennis.</w:t>
-      </w:r>
-    </w:p>
-    <w:p>
-      <w:r>
-        <w:rPr>
-          <w:i w:val="0"/>
-          <w:color w:val="2E3B47"/>
-          <w:sz w:val="20"/>
-        </w:rPr>
-        <w:t>Wij verzekeren u dat de bekomen informatie vertrouwelijk zal behandeld worden en uitsluitend zal gebruikt worden voor deze studie. Op geen enkele manier zullen er gegevens van individuele deelnemers kenbaar gemaakt worden, maar telkens op groepsniveau.</w:t>
-      </w:r>
-    </w:p>
-    <w:p>
-      <w:r>
-        <w:rPr>
-          <w:i w:val="0"/>
-          <w:color w:val="2E3B47"/>
-          <w:sz w:val="20"/>
-        </w:rPr>
-        <w:t>Mocht u nog vragen hebben, neem dan contact op met uw zorgverlener.</w:t>
-      </w:r>
-    </w:p>
-    <w:p>
-      <w:r>
-        <w:rPr>
-          <w:i w:val="0"/>
-          <w:color w:val="2E3B47"/>
-          <w:sz w:val="20"/>
-        </w:rPr>
-        <w:t>Vriendelijke groeten,</w:t>
-      </w:r>
-    </w:p>
-    <w:p>
-      <w:r>
-        <w:rPr>
-          <w:i w:val="0"/>
-          <w:color w:val="2E3B47"/>
-          <w:sz w:val="20"/>
-        </w:rPr>
-        <w:t>Het studieteam</w:t>
-      </w:r>
-    </w:p>
     <w:p>
       <w:pPr>
-        <w:spacing w:before="200" w:after="80"/>
-        <w:shd w:val="clear" w:color="auto" w:fill="FF7A00"/>
+        <w:spacing w:before="280"/>
       </w:pPr>
       <w:r>
         <w:rPr>
           <w:b/>
-          <w:color w:val="FFFFFF"/>
-          <w:sz w:val="24"/>
-        </w:rPr>
-        <w:t xml:space="preserve">  PERIODE 1 — week 1–2</w:t>
-      </w:r>
-    </w:p>
-    <w:p>
-      <w:r>
-        <w:rPr>
-          <w:b/>
-          <w:color w:val="00407A"/>
-          <w:sz w:val="24"/>
-        </w:rPr>
-        <w:t>Deel 1 — Contact met kinesist, ergotherapeut of andere zorgverlener</w:t>
-      </w:r>
-    </w:p>
-    <w:p>
-      <w:r>
-        <w:rPr>
-          <w:i w:val="0"/>
-          <w:color w:val="2E3B47"/>
-          <w:sz w:val="20"/>
+          <w:color w:val="123A5F"/>
+          <w:sz w:val="30"/>
+        </w:rPr>
+        <w:t>Deel 1</w:t>
+      </w:r>
+    </w:p>
+    <w:p>
+      <w:r>
+        <w:rPr>
+          <w:b/>
+          <w:color w:val="123A5F"/>
+          <w:sz w:val="26"/>
+        </w:rPr>
+        <w:t>CONTACT MET KINESIST, ERGOTHERAPEUT OF ANDERE ZORGVERLENER</w:t>
+      </w:r>
+    </w:p>
+    <w:p>
+      <w:r>
+        <w:rPr>
+          <w:color w:val="2E3B47"/>
         </w:rPr>
         <w:t>Sommige deelnemers krijgen, los van de PARADISE-studie, sessies bij bijvoorbeeld een kinesist, ergotherapeut, podotherapeut of een andere zorgverlener. Had u zo'n sessie(s) tijdens deze periode?</w:t>
       </w:r>
@@ -235,12 +221,12 @@
         <w:tblW w:type="auto" w:w="0"/>
         <w:tblLook w:firstColumn="1" w:firstRow="1" w:lastColumn="0" w:lastRow="0" w:noHBand="0" w:noVBand="1" w:val="04A0"/>
         <w:tblBorders>
-          <w:top w:val="single" w:sz="4" w:space="0" w:color="B9C7D1"/>
-          <w:left w:val="single" w:sz="4" w:space="0" w:color="B9C7D1"/>
-          <w:bottom w:val="single" w:sz="4" w:space="0" w:color="B9C7D1"/>
-          <w:right w:val="single" w:sz="4" w:space="0" w:color="B9C7D1"/>
-          <w:insideH w:val="single" w:sz="4" w:space="0" w:color="B9C7D1"/>
-          <w:insideV w:val="single" w:sz="4" w:space="0" w:color="B9C7D1"/>
+          <w:top w:val="single" w:sz="4" w:space="0" w:color="A8A296"/>
+          <w:left w:val="single" w:sz="4" w:space="0" w:color="A8A296"/>
+          <w:bottom w:val="single" w:sz="4" w:space="0" w:color="A8A296"/>
+          <w:right w:val="single" w:sz="4" w:space="0" w:color="A8A296"/>
+          <w:insideH w:val="single" w:sz="4" w:space="0" w:color="A8A296"/>
+          <w:insideV w:val="single" w:sz="4" w:space="0" w:color="A8A296"/>
         </w:tblBorders>
       </w:tblPr>
       <w:tblGrid>
@@ -257,8 +243,7 @@
             <w:r>
               <w:rPr>
                 <w:b/>
-                <w:color w:val="00407A"/>
-                <w:sz w:val="20"/>
+                <w:color w:val="123A5F"/>
               </w:rPr>
               <w:t>Contact gehad? (Ja/Nee)</w:t>
             </w:r>
@@ -281,8 +266,7 @@
             <w:r>
               <w:rPr>
                 <w:b/>
-                <w:color w:val="00407A"/>
-                <w:sz w:val="20"/>
+                <w:color w:val="123A5F"/>
               </w:rPr>
               <w:t>Hoe vaak binnen deze periode?</w:t>
             </w:r>
@@ -305,8 +289,7 @@
             <w:r>
               <w:rPr>
                 <w:b/>
-                <w:color w:val="00407A"/>
-                <w:sz w:val="20"/>
+                <w:color w:val="123A5F"/>
               </w:rPr>
               <w:t>Bij welke zorgverlener?</w:t>
             </w:r>
@@ -329,10 +312,9 @@
             <w:r>
               <w:rPr>
                 <w:b/>
-                <w:color w:val="00407A"/>
-                <w:sz w:val="20"/>
-              </w:rPr>
-              <w:t>Kost (indien gekend)</w:t>
+                <w:color w:val="123A5F"/>
+              </w:rPr>
+              <w:t>Kost (€) / terugbetaling (€)</w:t>
             </w:r>
           </w:p>
         </w:tc>
@@ -345,23 +327,34 @@
       </w:tr>
     </w:tbl>
     <w:p>
-      <w:r>
-        <w:rPr>
-          <w:b/>
-          <w:color w:val="00407A"/>
-          <w:sz w:val="24"/>
-        </w:rPr>
-        <w:t>Deel 2 — Consultaties</w:t>
-      </w:r>
-    </w:p>
-    <w:p>
-      <w:r>
-        <w:rPr>
-          <w:i w:val="0"/>
-          <w:color w:val="2E3B47"/>
-          <w:sz w:val="20"/>
-        </w:rPr>
-        <w:t>Had u tijdens deze periode contact met een dienst binnen de gezondheidszorg (bv. huisarts, diabetoloog, vaatchirurg…)? Telefoon en e-mailcontact tellen ook mee. Noteer hier niet uw PARADISE-studiebezoeken.</w:t>
+      <w:pPr>
+        <w:spacing w:before="280"/>
+      </w:pPr>
+      <w:r>
+        <w:rPr>
+          <w:b/>
+          <w:color w:val="123A5F"/>
+          <w:sz w:val="30"/>
+        </w:rPr>
+        <w:t>Deel 2</w:t>
+      </w:r>
+    </w:p>
+    <w:p>
+      <w:r>
+        <w:rPr>
+          <w:b/>
+          <w:color w:val="123A5F"/>
+          <w:sz w:val="26"/>
+        </w:rPr>
+        <w:t>CONSULTATIES</w:t>
+      </w:r>
+    </w:p>
+    <w:p>
+      <w:r>
+        <w:rPr>
+          <w:color w:val="2E3B47"/>
+        </w:rPr>
+        <w:t>Had u tijdens deze periode contact met een dienst binnen de gezondheidszorg (bv. huisarts, diabetoloog, vaatchirurg…)? Telefoon- en e-mailcontact tellen ook mee. Noteer hier niet uw PARADISE-studiebezoeken.</w:t>
       </w:r>
     </w:p>
     <w:tbl>
@@ -369,12 +362,12 @@
         <w:tblW w:type="auto" w:w="0"/>
         <w:tblLook w:firstColumn="1" w:firstRow="1" w:lastColumn="0" w:lastRow="0" w:noHBand="0" w:noVBand="1" w:val="04A0"/>
         <w:tblBorders>
-          <w:top w:val="single" w:sz="4" w:space="0" w:color="B9C7D1"/>
-          <w:left w:val="single" w:sz="4" w:space="0" w:color="B9C7D1"/>
-          <w:bottom w:val="single" w:sz="4" w:space="0" w:color="B9C7D1"/>
-          <w:right w:val="single" w:sz="4" w:space="0" w:color="B9C7D1"/>
-          <w:insideH w:val="single" w:sz="4" w:space="0" w:color="B9C7D1"/>
-          <w:insideV w:val="single" w:sz="4" w:space="0" w:color="B9C7D1"/>
+          <w:top w:val="single" w:sz="4" w:space="0" w:color="A8A296"/>
+          <w:left w:val="single" w:sz="4" w:space="0" w:color="A8A296"/>
+          <w:bottom w:val="single" w:sz="4" w:space="0" w:color="A8A296"/>
+          <w:right w:val="single" w:sz="4" w:space="0" w:color="A8A296"/>
+          <w:insideH w:val="single" w:sz="4" w:space="0" w:color="A8A296"/>
+          <w:insideV w:val="single" w:sz="4" w:space="0" w:color="A8A296"/>
         </w:tblBorders>
       </w:tblPr>
       <w:tblGrid>
@@ -394,8 +387,7 @@
             <w:r>
               <w:rPr>
                 <w:b/>
-                <w:color w:val="00407A"/>
-                <w:sz w:val="20"/>
+                <w:color w:val="123A5F"/>
               </w:rPr>
               <w:t>Datum + met wie</w:t>
             </w:r>
@@ -410,8 +402,7 @@
             <w:r>
               <w:rPr>
                 <w:b/>
-                <w:color w:val="00407A"/>
-                <w:sz w:val="20"/>
+                <w:color w:val="123A5F"/>
               </w:rPr>
               <w:t>Type consultatie</w:t>
             </w:r>
@@ -426,8 +417,7 @@
             <w:r>
               <w:rPr>
                 <w:b/>
-                <w:color w:val="00407A"/>
-                <w:sz w:val="20"/>
+                <w:color w:val="123A5F"/>
               </w:rPr>
               <w:t>Waar?</w:t>
             </w:r>
@@ -442,8 +432,7 @@
             <w:r>
               <w:rPr>
                 <w:b/>
-                <w:color w:val="00407A"/>
-                <w:sz w:val="20"/>
+                <w:color w:val="123A5F"/>
               </w:rPr>
               <w:t>Tijdsduur</w:t>
             </w:r>
@@ -458,8 +447,7 @@
             <w:r>
               <w:rPr>
                 <w:b/>
-                <w:color w:val="00407A"/>
-                <w:sz w:val="20"/>
+                <w:color w:val="123A5F"/>
               </w:rPr>
               <w:t>Kosten (€)</w:t>
             </w:r>
@@ -564,21 +552,32 @@
       </w:tr>
     </w:tbl>
     <w:p>
-      <w:r>
-        <w:rPr>
-          <w:b/>
-          <w:color w:val="00407A"/>
-          <w:sz w:val="24"/>
-        </w:rPr>
-        <w:t>Deel 3 — Thuisverpleegkundige</w:t>
-      </w:r>
-    </w:p>
-    <w:p>
-      <w:r>
-        <w:rPr>
-          <w:i w:val="0"/>
-          <w:color w:val="2E3B47"/>
-          <w:sz w:val="20"/>
+      <w:pPr>
+        <w:spacing w:before="280"/>
+      </w:pPr>
+      <w:r>
+        <w:rPr>
+          <w:b/>
+          <w:color w:val="123A5F"/>
+          <w:sz w:val="30"/>
+        </w:rPr>
+        <w:t>Deel 3</w:t>
+      </w:r>
+    </w:p>
+    <w:p>
+      <w:r>
+        <w:rPr>
+          <w:b/>
+          <w:color w:val="123A5F"/>
+          <w:sz w:val="26"/>
+        </w:rPr>
+        <w:t>THUISVERPLEEGKUNDIGE</w:t>
+      </w:r>
+    </w:p>
+    <w:p>
+      <w:r>
+        <w:rPr>
+          <w:color w:val="2E3B47"/>
         </w:rPr>
         <w:t>Is de situatie met uw thuisverpleegkundige veranderd tijdens deze periode (gestart, gestopt, andere frequentie)?</w:t>
       </w:r>
@@ -586,7 +585,25 @@
     <w:p>
       <w:r>
         <w:rPr>
-          <w:color w:val="C7D0D8"/>
+          <w:color w:val="2E3B47"/>
+        </w:rPr>
+        <w:t>☐ Nee, niets veranderd.   ☐ Ja, zie hieronder:</w:t>
+      </w:r>
+    </w:p>
+    <w:p>
+      <w:r>
+        <w:rPr>
+          <w:b/>
+          <w:color w:val="123A5F"/>
+          <w:sz w:val="26"/>
+        </w:rPr>
+        <w:t>Notities:</w:t>
+      </w:r>
+    </w:p>
+    <w:p>
+      <w:r>
+        <w:rPr>
+          <w:color w:val="2E3B47"/>
         </w:rPr>
         <w:t>......................................................................................................................</w:t>
       </w:r>
@@ -594,27 +611,38 @@
     <w:p>
       <w:r>
         <w:rPr>
-          <w:color w:val="C7D0D8"/>
+          <w:color w:val="2E3B47"/>
         </w:rPr>
         <w:t>......................................................................................................................</w:t>
       </w:r>
     </w:p>
     <w:p>
-      <w:r>
-        <w:rPr>
-          <w:b/>
-          <w:color w:val="00407A"/>
-          <w:sz w:val="24"/>
-        </w:rPr>
-        <w:t>Deel 4 — Thuiszorgdiensten</w:t>
-      </w:r>
-    </w:p>
-    <w:p>
-      <w:r>
-        <w:rPr>
-          <w:i w:val="0"/>
-          <w:color w:val="2E3B47"/>
-          <w:sz w:val="20"/>
+      <w:pPr>
+        <w:spacing w:before="280"/>
+      </w:pPr>
+      <w:r>
+        <w:rPr>
+          <w:b/>
+          <w:color w:val="123A5F"/>
+          <w:sz w:val="30"/>
+        </w:rPr>
+        <w:t>Deel 4</w:t>
+      </w:r>
+    </w:p>
+    <w:p>
+      <w:r>
+        <w:rPr>
+          <w:b/>
+          <w:color w:val="123A5F"/>
+          <w:sz w:val="26"/>
+        </w:rPr>
+        <w:t>THUISZORGDIENSTEN</w:t>
+      </w:r>
+    </w:p>
+    <w:p>
+      <w:r>
+        <w:rPr>
+          <w:color w:val="2E3B47"/>
         </w:rPr>
         <w:t>Is er iets veranderd aan uw thuiszorgdiensten (poetshulp, gezinszorg, maaltijden aan huis, vervoershulp, klusjesdienst) tijdens deze periode?</w:t>
       </w:r>
@@ -622,7 +650,25 @@
     <w:p>
       <w:r>
         <w:rPr>
-          <w:color w:val="C7D0D8"/>
+          <w:color w:val="2E3B47"/>
+        </w:rPr>
+        <w:t>☐ Nee, niets veranderd.   ☐ Ja, zie hieronder:</w:t>
+      </w:r>
+    </w:p>
+    <w:p>
+      <w:r>
+        <w:rPr>
+          <w:b/>
+          <w:color w:val="123A5F"/>
+          <w:sz w:val="26"/>
+        </w:rPr>
+        <w:t>Notities:</w:t>
+      </w:r>
+    </w:p>
+    <w:p>
+      <w:r>
+        <w:rPr>
+          <w:color w:val="2E3B47"/>
         </w:rPr>
         <w:t>......................................................................................................................</w:t>
       </w:r>
@@ -630,29 +676,40 @@
     <w:p>
       <w:r>
         <w:rPr>
-          <w:color w:val="C7D0D8"/>
+          <w:color w:val="2E3B47"/>
         </w:rPr>
         <w:t>......................................................................................................................</w:t>
       </w:r>
     </w:p>
     <w:p>
-      <w:r>
-        <w:rPr>
-          <w:b/>
-          <w:color w:val="00407A"/>
-          <w:sz w:val="24"/>
-        </w:rPr>
-        <w:t>Deel 5 — Voetzorgmateriaal en hulpmiddelen</w:t>
-      </w:r>
-    </w:p>
-    <w:p>
-      <w:r>
-        <w:rPr>
-          <w:i w:val="0"/>
-          <w:color w:val="2E3B47"/>
-          <w:sz w:val="20"/>
-        </w:rPr>
-        <w:t>Kosten voor materiaal of hulpmiddelen die u zelf hebt aangeschaft voor de zorg van uw voeten tijdens deze periode (buiten wat u via de studie krijgt). De zool (CMFO) en de sensor van de studie hoeft u niet te noteren.</w:t>
+      <w:pPr>
+        <w:spacing w:before="280"/>
+      </w:pPr>
+      <w:r>
+        <w:rPr>
+          <w:b/>
+          <w:color w:val="123A5F"/>
+          <w:sz w:val="30"/>
+        </w:rPr>
+        <w:t>Deel 5</w:t>
+      </w:r>
+    </w:p>
+    <w:p>
+      <w:r>
+        <w:rPr>
+          <w:b/>
+          <w:color w:val="123A5F"/>
+          <w:sz w:val="26"/>
+        </w:rPr>
+        <w:t>VOETZORGMATERIAAL EN HULPMIDDELEN</w:t>
+      </w:r>
+    </w:p>
+    <w:p>
+      <w:r>
+        <w:rPr>
+          <w:color w:val="2E3B47"/>
+        </w:rPr>
+        <w:t>Kosten voor materiaal of hulpmiddelen die u zelf hebt aangeschaft voor de zorg van uw voeten tijdens deze periode, buiten wat u via de studie krijgt. De zool (CMFO) en de sensor van de studie hoeft u niet te noteren.</w:t>
       </w:r>
     </w:p>
     <w:tbl>
@@ -660,12 +717,12 @@
         <w:tblW w:type="auto" w:w="0"/>
         <w:tblLook w:firstColumn="1" w:firstRow="1" w:lastColumn="0" w:lastRow="0" w:noHBand="0" w:noVBand="1" w:val="04A0"/>
         <w:tblBorders>
-          <w:top w:val="single" w:sz="4" w:space="0" w:color="B9C7D1"/>
-          <w:left w:val="single" w:sz="4" w:space="0" w:color="B9C7D1"/>
-          <w:bottom w:val="single" w:sz="4" w:space="0" w:color="B9C7D1"/>
-          <w:right w:val="single" w:sz="4" w:space="0" w:color="B9C7D1"/>
-          <w:insideH w:val="single" w:sz="4" w:space="0" w:color="B9C7D1"/>
-          <w:insideV w:val="single" w:sz="4" w:space="0" w:color="B9C7D1"/>
+          <w:top w:val="single" w:sz="4" w:space="0" w:color="A8A296"/>
+          <w:left w:val="single" w:sz="4" w:space="0" w:color="A8A296"/>
+          <w:bottom w:val="single" w:sz="4" w:space="0" w:color="A8A296"/>
+          <w:right w:val="single" w:sz="4" w:space="0" w:color="A8A296"/>
+          <w:insideH w:val="single" w:sz="4" w:space="0" w:color="A8A296"/>
+          <w:insideV w:val="single" w:sz="4" w:space="0" w:color="A8A296"/>
         </w:tblBorders>
       </w:tblPr>
       <w:tblGrid>
@@ -683,8 +740,7 @@
             <w:r>
               <w:rPr>
                 <w:b/>
-                <w:color w:val="00407A"/>
-                <w:sz w:val="20"/>
+                <w:color w:val="123A5F"/>
               </w:rPr>
               <w:t>Materiaal / product</w:t>
             </w:r>
@@ -699,8 +755,7 @@
             <w:r>
               <w:rPr>
                 <w:b/>
-                <w:color w:val="00407A"/>
-                <w:sz w:val="20"/>
+                <w:color w:val="123A5F"/>
               </w:rPr>
               <w:t>Datum aankoop</w:t>
             </w:r>
@@ -715,8 +770,7 @@
             <w:r>
               <w:rPr>
                 <w:b/>
-                <w:color w:val="00407A"/>
-                <w:sz w:val="20"/>
+                <w:color w:val="123A5F"/>
               </w:rPr>
               <w:t>Kost (€) / terugbetaling (€)</w:t>
             </w:r>
@@ -765,21 +819,32 @@
       </w:tr>
     </w:tbl>
     <w:p>
-      <w:r>
-        <w:rPr>
-          <w:b/>
-          <w:color w:val="00407A"/>
-          <w:sz w:val="24"/>
-        </w:rPr>
-        <w:t>Deel 6 — Dagziekenhuis of ziekenhuisverblijf</w:t>
-      </w:r>
-    </w:p>
-    <w:p>
-      <w:r>
-        <w:rPr>
-          <w:i w:val="0"/>
-          <w:color w:val="2E3B47"/>
-          <w:sz w:val="20"/>
+      <w:pPr>
+        <w:spacing w:before="280"/>
+      </w:pPr>
+      <w:r>
+        <w:rPr>
+          <w:b/>
+          <w:color w:val="123A5F"/>
+          <w:sz w:val="30"/>
+        </w:rPr>
+        <w:t>Deel 6</w:t>
+      </w:r>
+    </w:p>
+    <w:p>
+      <w:r>
+        <w:rPr>
+          <w:b/>
+          <w:color w:val="123A5F"/>
+          <w:sz w:val="26"/>
+        </w:rPr>
+        <w:t>DAGZIEKENHUIS OF ZIEKENHUISVERBLIJF</w:t>
+      </w:r>
+    </w:p>
+    <w:p>
+      <w:r>
+        <w:rPr>
+          <w:color w:val="2E3B47"/>
         </w:rPr>
         <w:t>Was er tijdens deze periode een verblijf in het dagziekenhuis, of een ziekenhuisopname (gepland of spoed)?</w:t>
       </w:r>
@@ -789,12 +854,12 @@
         <w:tblW w:type="auto" w:w="0"/>
         <w:tblLook w:firstColumn="1" w:firstRow="1" w:lastColumn="0" w:lastRow="0" w:noHBand="0" w:noVBand="1" w:val="04A0"/>
         <w:tblBorders>
-          <w:top w:val="single" w:sz="4" w:space="0" w:color="B9C7D1"/>
-          <w:left w:val="single" w:sz="4" w:space="0" w:color="B9C7D1"/>
-          <w:bottom w:val="single" w:sz="4" w:space="0" w:color="B9C7D1"/>
-          <w:right w:val="single" w:sz="4" w:space="0" w:color="B9C7D1"/>
-          <w:insideH w:val="single" w:sz="4" w:space="0" w:color="B9C7D1"/>
-          <w:insideV w:val="single" w:sz="4" w:space="0" w:color="B9C7D1"/>
+          <w:top w:val="single" w:sz="4" w:space="0" w:color="A8A296"/>
+          <w:left w:val="single" w:sz="4" w:space="0" w:color="A8A296"/>
+          <w:bottom w:val="single" w:sz="4" w:space="0" w:color="A8A296"/>
+          <w:right w:val="single" w:sz="4" w:space="0" w:color="A8A296"/>
+          <w:insideH w:val="single" w:sz="4" w:space="0" w:color="A8A296"/>
+          <w:insideV w:val="single" w:sz="4" w:space="0" w:color="A8A296"/>
         </w:tblBorders>
       </w:tblPr>
       <w:tblGrid>
@@ -811,8 +876,7 @@
             <w:r>
               <w:rPr>
                 <w:b/>
-                <w:color w:val="00407A"/>
-                <w:sz w:val="20"/>
+                <w:color w:val="123A5F"/>
               </w:rPr>
               <w:t>Datum / periode</w:t>
             </w:r>
@@ -835,8 +899,7 @@
             <w:r>
               <w:rPr>
                 <w:b/>
-                <w:color w:val="00407A"/>
-                <w:sz w:val="20"/>
+                <w:color w:val="123A5F"/>
               </w:rPr>
               <w:t>Naam en adres ziekenhuis</w:t>
             </w:r>
@@ -859,8 +922,7 @@
             <w:r>
               <w:rPr>
                 <w:b/>
-                <w:color w:val="00407A"/>
-                <w:sz w:val="20"/>
+                <w:color w:val="123A5F"/>
               </w:rPr>
               <w:t>Reden / voetgerelateerd?</w:t>
             </w:r>
@@ -883,8 +945,7 @@
             <w:r>
               <w:rPr>
                 <w:b/>
-                <w:color w:val="00407A"/>
-                <w:sz w:val="20"/>
+                <w:color w:val="123A5F"/>
               </w:rPr>
               <w:t>Type verblijf (dagziekenhuis / met overnachting)</w:t>
             </w:r>
@@ -898,37 +959,104 @@
         </w:tc>
       </w:tr>
     </w:tbl>
+    <w:p>
+      <w:r>
+        <w:rPr>
+          <w:b/>
+          <w:color w:val="123A5F"/>
+          <w:sz w:val="26"/>
+        </w:rPr>
+        <w:t>Notities:</w:t>
+      </w:r>
+    </w:p>
+    <w:p>
+      <w:r>
+        <w:rPr>
+          <w:color w:val="2E3B47"/>
+        </w:rPr>
+        <w:t>......................................................................................................................</w:t>
+      </w:r>
+    </w:p>
+    <w:p>
+      <w:r>
+        <w:rPr>
+          <w:color w:val="2E3B47"/>
+        </w:rPr>
+        <w:t>......................................................................................................................</w:t>
+      </w:r>
+    </w:p>
+    <w:p>
+      <w:r>
+        <w:rPr>
+          <w:color w:val="2E3B47"/>
+        </w:rPr>
+        <w:t>......................................................................................................................</w:t>
+      </w:r>
+    </w:p>
     <w:p/>
+    <w:tbl>
+      <w:tblPr>
+        <w:tblW w:type="auto" w:w="0"/>
+        <w:jc w:val="center"/>
+        <w:tblLook w:firstColumn="1" w:firstRow="1" w:lastColumn="0" w:lastRow="0" w:noHBand="0" w:noVBand="1" w:val="04A0"/>
+      </w:tblPr>
+      <w:tblGrid>
+        <w:gridCol w:w="9072"/>
+      </w:tblGrid>
+      <w:tr>
+        <w:tc>
+          <w:tcPr>
+            <w:tcW w:type="dxa" w:w="9072"/>
+            <w:shd w:val="clear" w:color="auto" w:fill="123A5F"/>
+          </w:tcPr>
+          <w:p>
+            <w:r/>
+            <w:r>
+              <w:rPr>
+                <w:b/>
+                <w:color w:val="FFFFFF"/>
+              </w:rPr>
+              <w:t>PERIODE 2 — week 3–4</w:t>
+            </w:r>
+          </w:p>
+        </w:tc>
+      </w:tr>
+    </w:tbl>
+    <w:p>
+      <w:r>
+        <w:rPr>
+          <w:color w:val="2E3B47"/>
+        </w:rPr>
+        <w:t>Periode van invullen: ___ / ___ / ______   tot   ___ / ___ / ______</w:t>
+      </w:r>
+    </w:p>
     <w:p>
       <w:pPr>
-        <w:spacing w:before="200" w:after="80"/>
-        <w:shd w:val="clear" w:color="auto" w:fill="FF7A00"/>
+        <w:spacing w:before="280"/>
       </w:pPr>
       <w:r>
         <w:rPr>
           <w:b/>
-          <w:color w:val="FFFFFF"/>
-          <w:sz w:val="24"/>
-        </w:rPr>
-        <w:t xml:space="preserve">  PERIODE 2 — week 3–4</w:t>
-      </w:r>
-    </w:p>
-    <w:p>
-      <w:r>
-        <w:rPr>
-          <w:b/>
-          <w:color w:val="00407A"/>
-          <w:sz w:val="24"/>
-        </w:rPr>
-        <w:t>Deel 1 — Contact met kinesist, ergotherapeut of andere zorgverlener</w:t>
-      </w:r>
-    </w:p>
-    <w:p>
-      <w:r>
-        <w:rPr>
-          <w:i w:val="0"/>
-          <w:color w:val="2E3B47"/>
-          <w:sz w:val="20"/>
+          <w:color w:val="123A5F"/>
+          <w:sz w:val="30"/>
+        </w:rPr>
+        <w:t>Deel 1</w:t>
+      </w:r>
+    </w:p>
+    <w:p>
+      <w:r>
+        <w:rPr>
+          <w:b/>
+          <w:color w:val="123A5F"/>
+          <w:sz w:val="26"/>
+        </w:rPr>
+        <w:t>CONTACT MET KINESIST, ERGOTHERAPEUT OF ANDERE ZORGVERLENER</w:t>
+      </w:r>
+    </w:p>
+    <w:p>
+      <w:r>
+        <w:rPr>
+          <w:color w:val="2E3B47"/>
         </w:rPr>
         <w:t>Sommige deelnemers krijgen, los van de PARADISE-studie, sessies bij bijvoorbeeld een kinesist, ergotherapeut, podotherapeut of een andere zorgverlener. Had u zo'n sessie(s) tijdens deze periode?</w:t>
       </w:r>
@@ -938,12 +1066,12 @@
         <w:tblW w:type="auto" w:w="0"/>
         <w:tblLook w:firstColumn="1" w:firstRow="1" w:lastColumn="0" w:lastRow="0" w:noHBand="0" w:noVBand="1" w:val="04A0"/>
         <w:tblBorders>
-          <w:top w:val="single" w:sz="4" w:space="0" w:color="B9C7D1"/>
-          <w:left w:val="single" w:sz="4" w:space="0" w:color="B9C7D1"/>
-          <w:bottom w:val="single" w:sz="4" w:space="0" w:color="B9C7D1"/>
-          <w:right w:val="single" w:sz="4" w:space="0" w:color="B9C7D1"/>
-          <w:insideH w:val="single" w:sz="4" w:space="0" w:color="B9C7D1"/>
-          <w:insideV w:val="single" w:sz="4" w:space="0" w:color="B9C7D1"/>
+          <w:top w:val="single" w:sz="4" w:space="0" w:color="A8A296"/>
+          <w:left w:val="single" w:sz="4" w:space="0" w:color="A8A296"/>
+          <w:bottom w:val="single" w:sz="4" w:space="0" w:color="A8A296"/>
+          <w:right w:val="single" w:sz="4" w:space="0" w:color="A8A296"/>
+          <w:insideH w:val="single" w:sz="4" w:space="0" w:color="A8A296"/>
+          <w:insideV w:val="single" w:sz="4" w:space="0" w:color="A8A296"/>
         </w:tblBorders>
       </w:tblPr>
       <w:tblGrid>
@@ -960,8 +1088,7 @@
             <w:r>
               <w:rPr>
                 <w:b/>
-                <w:color w:val="00407A"/>
-                <w:sz w:val="20"/>
+                <w:color w:val="123A5F"/>
               </w:rPr>
               <w:t>Contact gehad? (Ja/Nee)</w:t>
             </w:r>
@@ -984,8 +1111,7 @@
             <w:r>
               <w:rPr>
                 <w:b/>
-                <w:color w:val="00407A"/>
-                <w:sz w:val="20"/>
+                <w:color w:val="123A5F"/>
               </w:rPr>
               <w:t>Hoe vaak binnen deze periode?</w:t>
             </w:r>
@@ -1008,8 +1134,7 @@
             <w:r>
               <w:rPr>
                 <w:b/>
-                <w:color w:val="00407A"/>
-                <w:sz w:val="20"/>
+                <w:color w:val="123A5F"/>
               </w:rPr>
               <w:t>Bij welke zorgverlener?</w:t>
             </w:r>
@@ -1032,10 +1157,9 @@
             <w:r>
               <w:rPr>
                 <w:b/>
-                <w:color w:val="00407A"/>
-                <w:sz w:val="20"/>
-              </w:rPr>
-              <w:t>Kost (indien gekend)</w:t>
+                <w:color w:val="123A5F"/>
+              </w:rPr>
+              <w:t>Kost (€) / terugbetaling (€)</w:t>
             </w:r>
           </w:p>
         </w:tc>
@@ -1048,23 +1172,34 @@
       </w:tr>
     </w:tbl>
     <w:p>
-      <w:r>
-        <w:rPr>
-          <w:b/>
-          <w:color w:val="00407A"/>
-          <w:sz w:val="24"/>
-        </w:rPr>
-        <w:t>Deel 2 — Consultaties</w:t>
-      </w:r>
-    </w:p>
-    <w:p>
-      <w:r>
-        <w:rPr>
-          <w:i w:val="0"/>
-          <w:color w:val="2E3B47"/>
-          <w:sz w:val="20"/>
-        </w:rPr>
-        <w:t>Had u tijdens deze periode contact met een dienst binnen de gezondheidszorg (bv. huisarts, diabetoloog, vaatchirurg…)? Telefoon en e-mailcontact tellen ook mee. Noteer hier niet uw PARADISE-studiebezoeken.</w:t>
+      <w:pPr>
+        <w:spacing w:before="280"/>
+      </w:pPr>
+      <w:r>
+        <w:rPr>
+          <w:b/>
+          <w:color w:val="123A5F"/>
+          <w:sz w:val="30"/>
+        </w:rPr>
+        <w:t>Deel 2</w:t>
+      </w:r>
+    </w:p>
+    <w:p>
+      <w:r>
+        <w:rPr>
+          <w:b/>
+          <w:color w:val="123A5F"/>
+          <w:sz w:val="26"/>
+        </w:rPr>
+        <w:t>CONSULTATIES</w:t>
+      </w:r>
+    </w:p>
+    <w:p>
+      <w:r>
+        <w:rPr>
+          <w:color w:val="2E3B47"/>
+        </w:rPr>
+        <w:t>Had u tijdens deze periode contact met een dienst binnen de gezondheidszorg (bv. huisarts, diabetoloog, vaatchirurg…)? Telefoon- en e-mailcontact tellen ook mee. Noteer hier niet uw PARADISE-studiebezoeken.</w:t>
       </w:r>
     </w:p>
     <w:tbl>
@@ -1072,12 +1207,12 @@
         <w:tblW w:type="auto" w:w="0"/>
         <w:tblLook w:firstColumn="1" w:firstRow="1" w:lastColumn="0" w:lastRow="0" w:noHBand="0" w:noVBand="1" w:val="04A0"/>
         <w:tblBorders>
-          <w:top w:val="single" w:sz="4" w:space="0" w:color="B9C7D1"/>
-          <w:left w:val="single" w:sz="4" w:space="0" w:color="B9C7D1"/>
-          <w:bottom w:val="single" w:sz="4" w:space="0" w:color="B9C7D1"/>
-          <w:right w:val="single" w:sz="4" w:space="0" w:color="B9C7D1"/>
-          <w:insideH w:val="single" w:sz="4" w:space="0" w:color="B9C7D1"/>
-          <w:insideV w:val="single" w:sz="4" w:space="0" w:color="B9C7D1"/>
+          <w:top w:val="single" w:sz="4" w:space="0" w:color="A8A296"/>
+          <w:left w:val="single" w:sz="4" w:space="0" w:color="A8A296"/>
+          <w:bottom w:val="single" w:sz="4" w:space="0" w:color="A8A296"/>
+          <w:right w:val="single" w:sz="4" w:space="0" w:color="A8A296"/>
+          <w:insideH w:val="single" w:sz="4" w:space="0" w:color="A8A296"/>
+          <w:insideV w:val="single" w:sz="4" w:space="0" w:color="A8A296"/>
         </w:tblBorders>
       </w:tblPr>
       <w:tblGrid>
@@ -1097,8 +1232,7 @@
             <w:r>
               <w:rPr>
                 <w:b/>
-                <w:color w:val="00407A"/>
-                <w:sz w:val="20"/>
+                <w:color w:val="123A5F"/>
               </w:rPr>
               <w:t>Datum + met wie</w:t>
             </w:r>
@@ -1113,8 +1247,7 @@
             <w:r>
               <w:rPr>
                 <w:b/>
-                <w:color w:val="00407A"/>
-                <w:sz w:val="20"/>
+                <w:color w:val="123A5F"/>
               </w:rPr>
               <w:t>Type consultatie</w:t>
             </w:r>
@@ -1129,8 +1262,7 @@
             <w:r>
               <w:rPr>
                 <w:b/>
-                <w:color w:val="00407A"/>
-                <w:sz w:val="20"/>
+                <w:color w:val="123A5F"/>
               </w:rPr>
               <w:t>Waar?</w:t>
             </w:r>
@@ -1145,8 +1277,7 @@
             <w:r>
               <w:rPr>
                 <w:b/>
-                <w:color w:val="00407A"/>
-                <w:sz w:val="20"/>
+                <w:color w:val="123A5F"/>
               </w:rPr>
               <w:t>Tijdsduur</w:t>
             </w:r>
@@ -1161,8 +1292,7 @@
             <w:r>
               <w:rPr>
                 <w:b/>
-                <w:color w:val="00407A"/>
-                <w:sz w:val="20"/>
+                <w:color w:val="123A5F"/>
               </w:rPr>
               <w:t>Kosten (€)</w:t>
             </w:r>
@@ -1267,21 +1397,32 @@
       </w:tr>
     </w:tbl>
     <w:p>
-      <w:r>
-        <w:rPr>
-          <w:b/>
-          <w:color w:val="00407A"/>
-          <w:sz w:val="24"/>
-        </w:rPr>
-        <w:t>Deel 3 — Thuisverpleegkundige</w:t>
-      </w:r>
-    </w:p>
-    <w:p>
-      <w:r>
-        <w:rPr>
-          <w:i w:val="0"/>
-          <w:color w:val="2E3B47"/>
-          <w:sz w:val="20"/>
+      <w:pPr>
+        <w:spacing w:before="280"/>
+      </w:pPr>
+      <w:r>
+        <w:rPr>
+          <w:b/>
+          <w:color w:val="123A5F"/>
+          <w:sz w:val="30"/>
+        </w:rPr>
+        <w:t>Deel 3</w:t>
+      </w:r>
+    </w:p>
+    <w:p>
+      <w:r>
+        <w:rPr>
+          <w:b/>
+          <w:color w:val="123A5F"/>
+          <w:sz w:val="26"/>
+        </w:rPr>
+        <w:t>THUISVERPLEEGKUNDIGE</w:t>
+      </w:r>
+    </w:p>
+    <w:p>
+      <w:r>
+        <w:rPr>
+          <w:color w:val="2E3B47"/>
         </w:rPr>
         <w:t>Is de situatie met uw thuisverpleegkundige veranderd tijdens deze periode (gestart, gestopt, andere frequentie)?</w:t>
       </w:r>
@@ -1289,7 +1430,25 @@
     <w:p>
       <w:r>
         <w:rPr>
-          <w:color w:val="C7D0D8"/>
+          <w:color w:val="2E3B47"/>
+        </w:rPr>
+        <w:t>☐ Nee, niets veranderd.   ☐ Ja, zie hieronder:</w:t>
+      </w:r>
+    </w:p>
+    <w:p>
+      <w:r>
+        <w:rPr>
+          <w:b/>
+          <w:color w:val="123A5F"/>
+          <w:sz w:val="26"/>
+        </w:rPr>
+        <w:t>Notities:</w:t>
+      </w:r>
+    </w:p>
+    <w:p>
+      <w:r>
+        <w:rPr>
+          <w:color w:val="2E3B47"/>
         </w:rPr>
         <w:t>......................................................................................................................</w:t>
       </w:r>
@@ -1297,27 +1456,38 @@
     <w:p>
       <w:r>
         <w:rPr>
-          <w:color w:val="C7D0D8"/>
+          <w:color w:val="2E3B47"/>
         </w:rPr>
         <w:t>......................................................................................................................</w:t>
       </w:r>
     </w:p>
     <w:p>
-      <w:r>
-        <w:rPr>
-          <w:b/>
-          <w:color w:val="00407A"/>
-          <w:sz w:val="24"/>
-        </w:rPr>
-        <w:t>Deel 4 — Thuiszorgdiensten</w:t>
-      </w:r>
-    </w:p>
-    <w:p>
-      <w:r>
-        <w:rPr>
-          <w:i w:val="0"/>
-          <w:color w:val="2E3B47"/>
-          <w:sz w:val="20"/>
+      <w:pPr>
+        <w:spacing w:before="280"/>
+      </w:pPr>
+      <w:r>
+        <w:rPr>
+          <w:b/>
+          <w:color w:val="123A5F"/>
+          <w:sz w:val="30"/>
+        </w:rPr>
+        <w:t>Deel 4</w:t>
+      </w:r>
+    </w:p>
+    <w:p>
+      <w:r>
+        <w:rPr>
+          <w:b/>
+          <w:color w:val="123A5F"/>
+          <w:sz w:val="26"/>
+        </w:rPr>
+        <w:t>THUISZORGDIENSTEN</w:t>
+      </w:r>
+    </w:p>
+    <w:p>
+      <w:r>
+        <w:rPr>
+          <w:color w:val="2E3B47"/>
         </w:rPr>
         <w:t>Is er iets veranderd aan uw thuiszorgdiensten (poetshulp, gezinszorg, maaltijden aan huis, vervoershulp, klusjesdienst) tijdens deze periode?</w:t>
       </w:r>
@@ -1325,7 +1495,25 @@
     <w:p>
       <w:r>
         <w:rPr>
-          <w:color w:val="C7D0D8"/>
+          <w:color w:val="2E3B47"/>
+        </w:rPr>
+        <w:t>☐ Nee, niets veranderd.   ☐ Ja, zie hieronder:</w:t>
+      </w:r>
+    </w:p>
+    <w:p>
+      <w:r>
+        <w:rPr>
+          <w:b/>
+          <w:color w:val="123A5F"/>
+          <w:sz w:val="26"/>
+        </w:rPr>
+        <w:t>Notities:</w:t>
+      </w:r>
+    </w:p>
+    <w:p>
+      <w:r>
+        <w:rPr>
+          <w:color w:val="2E3B47"/>
         </w:rPr>
         <w:t>......................................................................................................................</w:t>
       </w:r>
@@ -1333,29 +1521,40 @@
     <w:p>
       <w:r>
         <w:rPr>
-          <w:color w:val="C7D0D8"/>
+          <w:color w:val="2E3B47"/>
         </w:rPr>
         <w:t>......................................................................................................................</w:t>
       </w:r>
     </w:p>
     <w:p>
-      <w:r>
-        <w:rPr>
-          <w:b/>
-          <w:color w:val="00407A"/>
-          <w:sz w:val="24"/>
-        </w:rPr>
-        <w:t>Deel 5 — Voetzorgmateriaal en hulpmiddelen</w:t>
-      </w:r>
-    </w:p>
-    <w:p>
-      <w:r>
-        <w:rPr>
-          <w:i w:val="0"/>
-          <w:color w:val="2E3B47"/>
-          <w:sz w:val="20"/>
-        </w:rPr>
-        <w:t>Kosten voor materiaal of hulpmiddelen die u zelf hebt aangeschaft voor de zorg van uw voeten tijdens deze periode (buiten wat u via de studie krijgt). De zool (CMFO) en de sensor van de studie hoeft u niet te noteren.</w:t>
+      <w:pPr>
+        <w:spacing w:before="280"/>
+      </w:pPr>
+      <w:r>
+        <w:rPr>
+          <w:b/>
+          <w:color w:val="123A5F"/>
+          <w:sz w:val="30"/>
+        </w:rPr>
+        <w:t>Deel 5</w:t>
+      </w:r>
+    </w:p>
+    <w:p>
+      <w:r>
+        <w:rPr>
+          <w:b/>
+          <w:color w:val="123A5F"/>
+          <w:sz w:val="26"/>
+        </w:rPr>
+        <w:t>VOETZORGMATERIAAL EN HULPMIDDELEN</w:t>
+      </w:r>
+    </w:p>
+    <w:p>
+      <w:r>
+        <w:rPr>
+          <w:color w:val="2E3B47"/>
+        </w:rPr>
+        <w:t>Kosten voor materiaal of hulpmiddelen die u zelf hebt aangeschaft voor de zorg van uw voeten tijdens deze periode, buiten wat u via de studie krijgt. De zool (CMFO) en de sensor van de studie hoeft u niet te noteren.</w:t>
       </w:r>
     </w:p>
     <w:tbl>
@@ -1363,12 +1562,12 @@
         <w:tblW w:type="auto" w:w="0"/>
         <w:tblLook w:firstColumn="1" w:firstRow="1" w:lastColumn="0" w:lastRow="0" w:noHBand="0" w:noVBand="1" w:val="04A0"/>
         <w:tblBorders>
-          <w:top w:val="single" w:sz="4" w:space="0" w:color="B9C7D1"/>
-          <w:left w:val="single" w:sz="4" w:space="0" w:color="B9C7D1"/>
-          <w:bottom w:val="single" w:sz="4" w:space="0" w:color="B9C7D1"/>
-          <w:right w:val="single" w:sz="4" w:space="0" w:color="B9C7D1"/>
-          <w:insideH w:val="single" w:sz="4" w:space="0" w:color="B9C7D1"/>
-          <w:insideV w:val="single" w:sz="4" w:space="0" w:color="B9C7D1"/>
+          <w:top w:val="single" w:sz="4" w:space="0" w:color="A8A296"/>
+          <w:left w:val="single" w:sz="4" w:space="0" w:color="A8A296"/>
+          <w:bottom w:val="single" w:sz="4" w:space="0" w:color="A8A296"/>
+          <w:right w:val="single" w:sz="4" w:space="0" w:color="A8A296"/>
+          <w:insideH w:val="single" w:sz="4" w:space="0" w:color="A8A296"/>
+          <w:insideV w:val="single" w:sz="4" w:space="0" w:color="A8A296"/>
         </w:tblBorders>
       </w:tblPr>
       <w:tblGrid>
@@ -1386,8 +1585,7 @@
             <w:r>
               <w:rPr>
                 <w:b/>
-                <w:color w:val="00407A"/>
-                <w:sz w:val="20"/>
+                <w:color w:val="123A5F"/>
               </w:rPr>
               <w:t>Materiaal / product</w:t>
             </w:r>
@@ -1402,8 +1600,7 @@
             <w:r>
               <w:rPr>
                 <w:b/>
-                <w:color w:val="00407A"/>
-                <w:sz w:val="20"/>
+                <w:color w:val="123A5F"/>
               </w:rPr>
               <w:t>Datum aankoop</w:t>
             </w:r>
@@ -1418,8 +1615,7 @@
             <w:r>
               <w:rPr>
                 <w:b/>
-                <w:color w:val="00407A"/>
-                <w:sz w:val="20"/>
+                <w:color w:val="123A5F"/>
               </w:rPr>
               <w:t>Kost (€) / terugbetaling (€)</w:t>
             </w:r>
@@ -1468,21 +1664,32 @@
       </w:tr>
     </w:tbl>
     <w:p>
-      <w:r>
-        <w:rPr>
-          <w:b/>
-          <w:color w:val="00407A"/>
-          <w:sz w:val="24"/>
-        </w:rPr>
-        <w:t>Deel 6 — Dagziekenhuis of ziekenhuisverblijf</w:t>
-      </w:r>
-    </w:p>
-    <w:p>
-      <w:r>
-        <w:rPr>
-          <w:i w:val="0"/>
-          <w:color w:val="2E3B47"/>
-          <w:sz w:val="20"/>
+      <w:pPr>
+        <w:spacing w:before="280"/>
+      </w:pPr>
+      <w:r>
+        <w:rPr>
+          <w:b/>
+          <w:color w:val="123A5F"/>
+          <w:sz w:val="30"/>
+        </w:rPr>
+        <w:t>Deel 6</w:t>
+      </w:r>
+    </w:p>
+    <w:p>
+      <w:r>
+        <w:rPr>
+          <w:b/>
+          <w:color w:val="123A5F"/>
+          <w:sz w:val="26"/>
+        </w:rPr>
+        <w:t>DAGZIEKENHUIS OF ZIEKENHUISVERBLIJF</w:t>
+      </w:r>
+    </w:p>
+    <w:p>
+      <w:r>
+        <w:rPr>
+          <w:color w:val="2E3B47"/>
         </w:rPr>
         <w:t>Was er tijdens deze periode een verblijf in het dagziekenhuis, of een ziekenhuisopname (gepland of spoed)?</w:t>
       </w:r>
@@ -1492,12 +1699,12 @@
         <w:tblW w:type="auto" w:w="0"/>
         <w:tblLook w:firstColumn="1" w:firstRow="1" w:lastColumn="0" w:lastRow="0" w:noHBand="0" w:noVBand="1" w:val="04A0"/>
         <w:tblBorders>
-          <w:top w:val="single" w:sz="4" w:space="0" w:color="B9C7D1"/>
-          <w:left w:val="single" w:sz="4" w:space="0" w:color="B9C7D1"/>
-          <w:bottom w:val="single" w:sz="4" w:space="0" w:color="B9C7D1"/>
-          <w:right w:val="single" w:sz="4" w:space="0" w:color="B9C7D1"/>
-          <w:insideH w:val="single" w:sz="4" w:space="0" w:color="B9C7D1"/>
-          <w:insideV w:val="single" w:sz="4" w:space="0" w:color="B9C7D1"/>
+          <w:top w:val="single" w:sz="4" w:space="0" w:color="A8A296"/>
+          <w:left w:val="single" w:sz="4" w:space="0" w:color="A8A296"/>
+          <w:bottom w:val="single" w:sz="4" w:space="0" w:color="A8A296"/>
+          <w:right w:val="single" w:sz="4" w:space="0" w:color="A8A296"/>
+          <w:insideH w:val="single" w:sz="4" w:space="0" w:color="A8A296"/>
+          <w:insideV w:val="single" w:sz="4" w:space="0" w:color="A8A296"/>
         </w:tblBorders>
       </w:tblPr>
       <w:tblGrid>
@@ -1514,8 +1721,7 @@
             <w:r>
               <w:rPr>
                 <w:b/>
-                <w:color w:val="00407A"/>
-                <w:sz w:val="20"/>
+                <w:color w:val="123A5F"/>
               </w:rPr>
               <w:t>Datum / periode</w:t>
             </w:r>
@@ -1538,8 +1744,7 @@
             <w:r>
               <w:rPr>
                 <w:b/>
-                <w:color w:val="00407A"/>
-                <w:sz w:val="20"/>
+                <w:color w:val="123A5F"/>
               </w:rPr>
               <w:t>Naam en adres ziekenhuis</w:t>
             </w:r>
@@ -1562,8 +1767,7 @@
             <w:r>
               <w:rPr>
                 <w:b/>
-                <w:color w:val="00407A"/>
-                <w:sz w:val="20"/>
+                <w:color w:val="123A5F"/>
               </w:rPr>
               <w:t>Reden / voetgerelateerd?</w:t>
             </w:r>
@@ -1586,8 +1790,7 @@
             <w:r>
               <w:rPr>
                 <w:b/>
-                <w:color w:val="00407A"/>
-                <w:sz w:val="20"/>
+                <w:color w:val="123A5F"/>
               </w:rPr>
               <w:t>Type verblijf (dagziekenhuis / met overnachting)</w:t>
             </w:r>
@@ -1601,37 +1804,104 @@
         </w:tc>
       </w:tr>
     </w:tbl>
+    <w:p>
+      <w:r>
+        <w:rPr>
+          <w:b/>
+          <w:color w:val="123A5F"/>
+          <w:sz w:val="26"/>
+        </w:rPr>
+        <w:t>Notities:</w:t>
+      </w:r>
+    </w:p>
+    <w:p>
+      <w:r>
+        <w:rPr>
+          <w:color w:val="2E3B47"/>
+        </w:rPr>
+        <w:t>......................................................................................................................</w:t>
+      </w:r>
+    </w:p>
+    <w:p>
+      <w:r>
+        <w:rPr>
+          <w:color w:val="2E3B47"/>
+        </w:rPr>
+        <w:t>......................................................................................................................</w:t>
+      </w:r>
+    </w:p>
+    <w:p>
+      <w:r>
+        <w:rPr>
+          <w:color w:val="2E3B47"/>
+        </w:rPr>
+        <w:t>......................................................................................................................</w:t>
+      </w:r>
+    </w:p>
     <w:p/>
+    <w:tbl>
+      <w:tblPr>
+        <w:tblW w:type="auto" w:w="0"/>
+        <w:jc w:val="center"/>
+        <w:tblLook w:firstColumn="1" w:firstRow="1" w:lastColumn="0" w:lastRow="0" w:noHBand="0" w:noVBand="1" w:val="04A0"/>
+      </w:tblPr>
+      <w:tblGrid>
+        <w:gridCol w:w="9072"/>
+      </w:tblGrid>
+      <w:tr>
+        <w:tc>
+          <w:tcPr>
+            <w:tcW w:type="dxa" w:w="9072"/>
+            <w:shd w:val="clear" w:color="auto" w:fill="123A5F"/>
+          </w:tcPr>
+          <w:p>
+            <w:r/>
+            <w:r>
+              <w:rPr>
+                <w:b/>
+                <w:color w:val="FFFFFF"/>
+              </w:rPr>
+              <w:t>PERIODE 3 — week 5–6</w:t>
+            </w:r>
+          </w:p>
+        </w:tc>
+      </w:tr>
+    </w:tbl>
+    <w:p>
+      <w:r>
+        <w:rPr>
+          <w:color w:val="2E3B47"/>
+        </w:rPr>
+        <w:t>Periode van invullen: ___ / ___ / ______   tot   ___ / ___ / ______</w:t>
+      </w:r>
+    </w:p>
     <w:p>
       <w:pPr>
-        <w:spacing w:before="200" w:after="80"/>
-        <w:shd w:val="clear" w:color="auto" w:fill="FF7A00"/>
+        <w:spacing w:before="280"/>
       </w:pPr>
       <w:r>
         <w:rPr>
           <w:b/>
-          <w:color w:val="FFFFFF"/>
-          <w:sz w:val="24"/>
-        </w:rPr>
-        <w:t xml:space="preserve">  PERIODE 3 — week 5–6</w:t>
-      </w:r>
-    </w:p>
-    <w:p>
-      <w:r>
-        <w:rPr>
-          <w:b/>
-          <w:color w:val="00407A"/>
-          <w:sz w:val="24"/>
-        </w:rPr>
-        <w:t>Deel 1 — Contact met kinesist, ergotherapeut of andere zorgverlener</w:t>
-      </w:r>
-    </w:p>
-    <w:p>
-      <w:r>
-        <w:rPr>
-          <w:i w:val="0"/>
-          <w:color w:val="2E3B47"/>
-          <w:sz w:val="20"/>
+          <w:color w:val="123A5F"/>
+          <w:sz w:val="30"/>
+        </w:rPr>
+        <w:t>Deel 1</w:t>
+      </w:r>
+    </w:p>
+    <w:p>
+      <w:r>
+        <w:rPr>
+          <w:b/>
+          <w:color w:val="123A5F"/>
+          <w:sz w:val="26"/>
+        </w:rPr>
+        <w:t>CONTACT MET KINESIST, ERGOTHERAPEUT OF ANDERE ZORGVERLENER</w:t>
+      </w:r>
+    </w:p>
+    <w:p>
+      <w:r>
+        <w:rPr>
+          <w:color w:val="2E3B47"/>
         </w:rPr>
         <w:t>Sommige deelnemers krijgen, los van de PARADISE-studie, sessies bij bijvoorbeeld een kinesist, ergotherapeut, podotherapeut of een andere zorgverlener. Had u zo'n sessie(s) tijdens deze periode?</w:t>
       </w:r>
@@ -1641,12 +1911,12 @@
         <w:tblW w:type="auto" w:w="0"/>
         <w:tblLook w:firstColumn="1" w:firstRow="1" w:lastColumn="0" w:lastRow="0" w:noHBand="0" w:noVBand="1" w:val="04A0"/>
         <w:tblBorders>
-          <w:top w:val="single" w:sz="4" w:space="0" w:color="B9C7D1"/>
-          <w:left w:val="single" w:sz="4" w:space="0" w:color="B9C7D1"/>
-          <w:bottom w:val="single" w:sz="4" w:space="0" w:color="B9C7D1"/>
-          <w:right w:val="single" w:sz="4" w:space="0" w:color="B9C7D1"/>
-          <w:insideH w:val="single" w:sz="4" w:space="0" w:color="B9C7D1"/>
-          <w:insideV w:val="single" w:sz="4" w:space="0" w:color="B9C7D1"/>
+          <w:top w:val="single" w:sz="4" w:space="0" w:color="A8A296"/>
+          <w:left w:val="single" w:sz="4" w:space="0" w:color="A8A296"/>
+          <w:bottom w:val="single" w:sz="4" w:space="0" w:color="A8A296"/>
+          <w:right w:val="single" w:sz="4" w:space="0" w:color="A8A296"/>
+          <w:insideH w:val="single" w:sz="4" w:space="0" w:color="A8A296"/>
+          <w:insideV w:val="single" w:sz="4" w:space="0" w:color="A8A296"/>
         </w:tblBorders>
       </w:tblPr>
       <w:tblGrid>
@@ -1663,8 +1933,7 @@
             <w:r>
               <w:rPr>
                 <w:b/>
-                <w:color w:val="00407A"/>
-                <w:sz w:val="20"/>
+                <w:color w:val="123A5F"/>
               </w:rPr>
               <w:t>Contact gehad? (Ja/Nee)</w:t>
             </w:r>
@@ -1687,8 +1956,7 @@
             <w:r>
               <w:rPr>
                 <w:b/>
-                <w:color w:val="00407A"/>
-                <w:sz w:val="20"/>
+                <w:color w:val="123A5F"/>
               </w:rPr>
               <w:t>Hoe vaak binnen deze periode?</w:t>
             </w:r>
@@ -1711,8 +1979,7 @@
             <w:r>
               <w:rPr>
                 <w:b/>
-                <w:color w:val="00407A"/>
-                <w:sz w:val="20"/>
+                <w:color w:val="123A5F"/>
               </w:rPr>
               <w:t>Bij welke zorgverlener?</w:t>
             </w:r>
@@ -1735,10 +2002,9 @@
             <w:r>
               <w:rPr>
                 <w:b/>
-                <w:color w:val="00407A"/>
-                <w:sz w:val="20"/>
-              </w:rPr>
-              <w:t>Kost (indien gekend)</w:t>
+                <w:color w:val="123A5F"/>
+              </w:rPr>
+              <w:t>Kost (€) / terugbetaling (€)</w:t>
             </w:r>
           </w:p>
         </w:tc>
@@ -1751,23 +2017,34 @@
       </w:tr>
     </w:tbl>
     <w:p>
-      <w:r>
-        <w:rPr>
-          <w:b/>
-          <w:color w:val="00407A"/>
-          <w:sz w:val="24"/>
-        </w:rPr>
-        <w:t>Deel 2 — Consultaties</w:t>
-      </w:r>
-    </w:p>
-    <w:p>
-      <w:r>
-        <w:rPr>
-          <w:i w:val="0"/>
-          <w:color w:val="2E3B47"/>
-          <w:sz w:val="20"/>
-        </w:rPr>
-        <w:t>Had u tijdens deze periode contact met een dienst binnen de gezondheidszorg (bv. huisarts, diabetoloog, vaatchirurg…)? Telefoon en e-mailcontact tellen ook mee. Noteer hier niet uw PARADISE-studiebezoeken.</w:t>
+      <w:pPr>
+        <w:spacing w:before="280"/>
+      </w:pPr>
+      <w:r>
+        <w:rPr>
+          <w:b/>
+          <w:color w:val="123A5F"/>
+          <w:sz w:val="30"/>
+        </w:rPr>
+        <w:t>Deel 2</w:t>
+      </w:r>
+    </w:p>
+    <w:p>
+      <w:r>
+        <w:rPr>
+          <w:b/>
+          <w:color w:val="123A5F"/>
+          <w:sz w:val="26"/>
+        </w:rPr>
+        <w:t>CONSULTATIES</w:t>
+      </w:r>
+    </w:p>
+    <w:p>
+      <w:r>
+        <w:rPr>
+          <w:color w:val="2E3B47"/>
+        </w:rPr>
+        <w:t>Had u tijdens deze periode contact met een dienst binnen de gezondheidszorg (bv. huisarts, diabetoloog, vaatchirurg…)? Telefoon- en e-mailcontact tellen ook mee. Noteer hier niet uw PARADISE-studiebezoeken.</w:t>
       </w:r>
     </w:p>
     <w:tbl>
@@ -1775,12 +2052,12 @@
         <w:tblW w:type="auto" w:w="0"/>
         <w:tblLook w:firstColumn="1" w:firstRow="1" w:lastColumn="0" w:lastRow="0" w:noHBand="0" w:noVBand="1" w:val="04A0"/>
         <w:tblBorders>
-          <w:top w:val="single" w:sz="4" w:space="0" w:color="B9C7D1"/>
-          <w:left w:val="single" w:sz="4" w:space="0" w:color="B9C7D1"/>
-          <w:bottom w:val="single" w:sz="4" w:space="0" w:color="B9C7D1"/>
-          <w:right w:val="single" w:sz="4" w:space="0" w:color="B9C7D1"/>
-          <w:insideH w:val="single" w:sz="4" w:space="0" w:color="B9C7D1"/>
-          <w:insideV w:val="single" w:sz="4" w:space="0" w:color="B9C7D1"/>
+          <w:top w:val="single" w:sz="4" w:space="0" w:color="A8A296"/>
+          <w:left w:val="single" w:sz="4" w:space="0" w:color="A8A296"/>
+          <w:bottom w:val="single" w:sz="4" w:space="0" w:color="A8A296"/>
+          <w:right w:val="single" w:sz="4" w:space="0" w:color="A8A296"/>
+          <w:insideH w:val="single" w:sz="4" w:space="0" w:color="A8A296"/>
+          <w:insideV w:val="single" w:sz="4" w:space="0" w:color="A8A296"/>
         </w:tblBorders>
       </w:tblPr>
       <w:tblGrid>
@@ -1800,8 +2077,7 @@
             <w:r>
               <w:rPr>
                 <w:b/>
-                <w:color w:val="00407A"/>
-                <w:sz w:val="20"/>
+                <w:color w:val="123A5F"/>
               </w:rPr>
               <w:t>Datum + met wie</w:t>
             </w:r>
@@ -1816,8 +2092,7 @@
             <w:r>
               <w:rPr>
                 <w:b/>
-                <w:color w:val="00407A"/>
-                <w:sz w:val="20"/>
+                <w:color w:val="123A5F"/>
               </w:rPr>
               <w:t>Type consultatie</w:t>
             </w:r>
@@ -1832,8 +2107,7 @@
             <w:r>
               <w:rPr>
                 <w:b/>
-                <w:color w:val="00407A"/>
-                <w:sz w:val="20"/>
+                <w:color w:val="123A5F"/>
               </w:rPr>
               <w:t>Waar?</w:t>
             </w:r>
@@ -1848,8 +2122,7 @@
             <w:r>
               <w:rPr>
                 <w:b/>
-                <w:color w:val="00407A"/>
-                <w:sz w:val="20"/>
+                <w:color w:val="123A5F"/>
               </w:rPr>
               <w:t>Tijdsduur</w:t>
             </w:r>
@@ -1864,8 +2137,7 @@
             <w:r>
               <w:rPr>
                 <w:b/>
-                <w:color w:val="00407A"/>
-                <w:sz w:val="20"/>
+                <w:color w:val="123A5F"/>
               </w:rPr>
               <w:t>Kosten (€)</w:t>
             </w:r>
@@ -1970,21 +2242,32 @@
       </w:tr>
     </w:tbl>
     <w:p>
-      <w:r>
-        <w:rPr>
-          <w:b/>
-          <w:color w:val="00407A"/>
-          <w:sz w:val="24"/>
-        </w:rPr>
-        <w:t>Deel 3 — Thuisverpleegkundige</w:t>
-      </w:r>
-    </w:p>
-    <w:p>
-      <w:r>
-        <w:rPr>
-          <w:i w:val="0"/>
-          <w:color w:val="2E3B47"/>
-          <w:sz w:val="20"/>
+      <w:pPr>
+        <w:spacing w:before="280"/>
+      </w:pPr>
+      <w:r>
+        <w:rPr>
+          <w:b/>
+          <w:color w:val="123A5F"/>
+          <w:sz w:val="30"/>
+        </w:rPr>
+        <w:t>Deel 3</w:t>
+      </w:r>
+    </w:p>
+    <w:p>
+      <w:r>
+        <w:rPr>
+          <w:b/>
+          <w:color w:val="123A5F"/>
+          <w:sz w:val="26"/>
+        </w:rPr>
+        <w:t>THUISVERPLEEGKUNDIGE</w:t>
+      </w:r>
+    </w:p>
+    <w:p>
+      <w:r>
+        <w:rPr>
+          <w:color w:val="2E3B47"/>
         </w:rPr>
         <w:t>Is de situatie met uw thuisverpleegkundige veranderd tijdens deze periode (gestart, gestopt, andere frequentie)?</w:t>
       </w:r>
@@ -1992,7 +2275,25 @@
     <w:p>
       <w:r>
         <w:rPr>
-          <w:color w:val="C7D0D8"/>
+          <w:color w:val="2E3B47"/>
+        </w:rPr>
+        <w:t>☐ Nee, niets veranderd.   ☐ Ja, zie hieronder:</w:t>
+      </w:r>
+    </w:p>
+    <w:p>
+      <w:r>
+        <w:rPr>
+          <w:b/>
+          <w:color w:val="123A5F"/>
+          <w:sz w:val="26"/>
+        </w:rPr>
+        <w:t>Notities:</w:t>
+      </w:r>
+    </w:p>
+    <w:p>
+      <w:r>
+        <w:rPr>
+          <w:color w:val="2E3B47"/>
         </w:rPr>
         <w:t>......................................................................................................................</w:t>
       </w:r>
@@ -2000,27 +2301,38 @@
     <w:p>
       <w:r>
         <w:rPr>
-          <w:color w:val="C7D0D8"/>
+          <w:color w:val="2E3B47"/>
         </w:rPr>
         <w:t>......................................................................................................................</w:t>
       </w:r>
     </w:p>
     <w:p>
-      <w:r>
-        <w:rPr>
-          <w:b/>
-          <w:color w:val="00407A"/>
-          <w:sz w:val="24"/>
-        </w:rPr>
-        <w:t>Deel 4 — Thuiszorgdiensten</w:t>
-      </w:r>
-    </w:p>
-    <w:p>
-      <w:r>
-        <w:rPr>
-          <w:i w:val="0"/>
-          <w:color w:val="2E3B47"/>
-          <w:sz w:val="20"/>
+      <w:pPr>
+        <w:spacing w:before="280"/>
+      </w:pPr>
+      <w:r>
+        <w:rPr>
+          <w:b/>
+          <w:color w:val="123A5F"/>
+          <w:sz w:val="30"/>
+        </w:rPr>
+        <w:t>Deel 4</w:t>
+      </w:r>
+    </w:p>
+    <w:p>
+      <w:r>
+        <w:rPr>
+          <w:b/>
+          <w:color w:val="123A5F"/>
+          <w:sz w:val="26"/>
+        </w:rPr>
+        <w:t>THUISZORGDIENSTEN</w:t>
+      </w:r>
+    </w:p>
+    <w:p>
+      <w:r>
+        <w:rPr>
+          <w:color w:val="2E3B47"/>
         </w:rPr>
         <w:t>Is er iets veranderd aan uw thuiszorgdiensten (poetshulp, gezinszorg, maaltijden aan huis, vervoershulp, klusjesdienst) tijdens deze periode?</w:t>
       </w:r>
@@ -2028,7 +2340,25 @@
     <w:p>
       <w:r>
         <w:rPr>
-          <w:color w:val="C7D0D8"/>
+          <w:color w:val="2E3B47"/>
+        </w:rPr>
+        <w:t>☐ Nee, niets veranderd.   ☐ Ja, zie hieronder:</w:t>
+      </w:r>
+    </w:p>
+    <w:p>
+      <w:r>
+        <w:rPr>
+          <w:b/>
+          <w:color w:val="123A5F"/>
+          <w:sz w:val="26"/>
+        </w:rPr>
+        <w:t>Notities:</w:t>
+      </w:r>
+    </w:p>
+    <w:p>
+      <w:r>
+        <w:rPr>
+          <w:color w:val="2E3B47"/>
         </w:rPr>
         <w:t>......................................................................................................................</w:t>
       </w:r>
@@ -2036,29 +2366,40 @@
     <w:p>
       <w:r>
         <w:rPr>
-          <w:color w:val="C7D0D8"/>
+          <w:color w:val="2E3B47"/>
         </w:rPr>
         <w:t>......................................................................................................................</w:t>
       </w:r>
     </w:p>
     <w:p>
-      <w:r>
-        <w:rPr>
-          <w:b/>
-          <w:color w:val="00407A"/>
-          <w:sz w:val="24"/>
-        </w:rPr>
-        <w:t>Deel 5 — Voetzorgmateriaal en hulpmiddelen</w:t>
-      </w:r>
-    </w:p>
-    <w:p>
-      <w:r>
-        <w:rPr>
-          <w:i w:val="0"/>
-          <w:color w:val="2E3B47"/>
-          <w:sz w:val="20"/>
-        </w:rPr>
-        <w:t>Kosten voor materiaal of hulpmiddelen die u zelf hebt aangeschaft voor de zorg van uw voeten tijdens deze periode (buiten wat u via de studie krijgt). De zool (CMFO) en de sensor van de studie hoeft u niet te noteren.</w:t>
+      <w:pPr>
+        <w:spacing w:before="280"/>
+      </w:pPr>
+      <w:r>
+        <w:rPr>
+          <w:b/>
+          <w:color w:val="123A5F"/>
+          <w:sz w:val="30"/>
+        </w:rPr>
+        <w:t>Deel 5</w:t>
+      </w:r>
+    </w:p>
+    <w:p>
+      <w:r>
+        <w:rPr>
+          <w:b/>
+          <w:color w:val="123A5F"/>
+          <w:sz w:val="26"/>
+        </w:rPr>
+        <w:t>VOETZORGMATERIAAL EN HULPMIDDELEN</w:t>
+      </w:r>
+    </w:p>
+    <w:p>
+      <w:r>
+        <w:rPr>
+          <w:color w:val="2E3B47"/>
+        </w:rPr>
+        <w:t>Kosten voor materiaal of hulpmiddelen die u zelf hebt aangeschaft voor de zorg van uw voeten tijdens deze periode, buiten wat u via de studie krijgt. De zool (CMFO) en de sensor van de studie hoeft u niet te noteren.</w:t>
       </w:r>
     </w:p>
     <w:tbl>
@@ -2066,12 +2407,12 @@
         <w:tblW w:type="auto" w:w="0"/>
         <w:tblLook w:firstColumn="1" w:firstRow="1" w:lastColumn="0" w:lastRow="0" w:noHBand="0" w:noVBand="1" w:val="04A0"/>
         <w:tblBorders>
-          <w:top w:val="single" w:sz="4" w:space="0" w:color="B9C7D1"/>
-          <w:left w:val="single" w:sz="4" w:space="0" w:color="B9C7D1"/>
-          <w:bottom w:val="single" w:sz="4" w:space="0" w:color="B9C7D1"/>
-          <w:right w:val="single" w:sz="4" w:space="0" w:color="B9C7D1"/>
-          <w:insideH w:val="single" w:sz="4" w:space="0" w:color="B9C7D1"/>
-          <w:insideV w:val="single" w:sz="4" w:space="0" w:color="B9C7D1"/>
+          <w:top w:val="single" w:sz="4" w:space="0" w:color="A8A296"/>
+          <w:left w:val="single" w:sz="4" w:space="0" w:color="A8A296"/>
+          <w:bottom w:val="single" w:sz="4" w:space="0" w:color="A8A296"/>
+          <w:right w:val="single" w:sz="4" w:space="0" w:color="A8A296"/>
+          <w:insideH w:val="single" w:sz="4" w:space="0" w:color="A8A296"/>
+          <w:insideV w:val="single" w:sz="4" w:space="0" w:color="A8A296"/>
         </w:tblBorders>
       </w:tblPr>
       <w:tblGrid>
@@ -2089,8 +2430,7 @@
             <w:r>
               <w:rPr>
                 <w:b/>
-                <w:color w:val="00407A"/>
-                <w:sz w:val="20"/>
+                <w:color w:val="123A5F"/>
               </w:rPr>
               <w:t>Materiaal / product</w:t>
             </w:r>
@@ -2105,8 +2445,7 @@
             <w:r>
               <w:rPr>
                 <w:b/>
-                <w:color w:val="00407A"/>
-                <w:sz w:val="20"/>
+                <w:color w:val="123A5F"/>
               </w:rPr>
               <w:t>Datum aankoop</w:t>
             </w:r>
@@ -2121,8 +2460,7 @@
             <w:r>
               <w:rPr>
                 <w:b/>
-                <w:color w:val="00407A"/>
-                <w:sz w:val="20"/>
+                <w:color w:val="123A5F"/>
               </w:rPr>
               <w:t>Kost (€) / terugbetaling (€)</w:t>
             </w:r>
@@ -2171,21 +2509,32 @@
       </w:tr>
     </w:tbl>
     <w:p>
-      <w:r>
-        <w:rPr>
-          <w:b/>
-          <w:color w:val="00407A"/>
-          <w:sz w:val="24"/>
-        </w:rPr>
-        <w:t>Deel 6 — Dagziekenhuis of ziekenhuisverblijf</w:t>
-      </w:r>
-    </w:p>
-    <w:p>
-      <w:r>
-        <w:rPr>
-          <w:i w:val="0"/>
-          <w:color w:val="2E3B47"/>
-          <w:sz w:val="20"/>
+      <w:pPr>
+        <w:spacing w:before="280"/>
+      </w:pPr>
+      <w:r>
+        <w:rPr>
+          <w:b/>
+          <w:color w:val="123A5F"/>
+          <w:sz w:val="30"/>
+        </w:rPr>
+        <w:t>Deel 6</w:t>
+      </w:r>
+    </w:p>
+    <w:p>
+      <w:r>
+        <w:rPr>
+          <w:b/>
+          <w:color w:val="123A5F"/>
+          <w:sz w:val="26"/>
+        </w:rPr>
+        <w:t>DAGZIEKENHUIS OF ZIEKENHUISVERBLIJF</w:t>
+      </w:r>
+    </w:p>
+    <w:p>
+      <w:r>
+        <w:rPr>
+          <w:color w:val="2E3B47"/>
         </w:rPr>
         <w:t>Was er tijdens deze periode een verblijf in het dagziekenhuis, of een ziekenhuisopname (gepland of spoed)?</w:t>
       </w:r>
@@ -2195,12 +2544,12 @@
         <w:tblW w:type="auto" w:w="0"/>
         <w:tblLook w:firstColumn="1" w:firstRow="1" w:lastColumn="0" w:lastRow="0" w:noHBand="0" w:noVBand="1" w:val="04A0"/>
         <w:tblBorders>
-          <w:top w:val="single" w:sz="4" w:space="0" w:color="B9C7D1"/>
-          <w:left w:val="single" w:sz="4" w:space="0" w:color="B9C7D1"/>
-          <w:bottom w:val="single" w:sz="4" w:space="0" w:color="B9C7D1"/>
-          <w:right w:val="single" w:sz="4" w:space="0" w:color="B9C7D1"/>
-          <w:insideH w:val="single" w:sz="4" w:space="0" w:color="B9C7D1"/>
-          <w:insideV w:val="single" w:sz="4" w:space="0" w:color="B9C7D1"/>
+          <w:top w:val="single" w:sz="4" w:space="0" w:color="A8A296"/>
+          <w:left w:val="single" w:sz="4" w:space="0" w:color="A8A296"/>
+          <w:bottom w:val="single" w:sz="4" w:space="0" w:color="A8A296"/>
+          <w:right w:val="single" w:sz="4" w:space="0" w:color="A8A296"/>
+          <w:insideH w:val="single" w:sz="4" w:space="0" w:color="A8A296"/>
+          <w:insideV w:val="single" w:sz="4" w:space="0" w:color="A8A296"/>
         </w:tblBorders>
       </w:tblPr>
       <w:tblGrid>
@@ -2217,8 +2566,7 @@
             <w:r>
               <w:rPr>
                 <w:b/>
-                <w:color w:val="00407A"/>
-                <w:sz w:val="20"/>
+                <w:color w:val="123A5F"/>
               </w:rPr>
               <w:t>Datum / periode</w:t>
             </w:r>
@@ -2241,8 +2589,7 @@
             <w:r>
               <w:rPr>
                 <w:b/>
-                <w:color w:val="00407A"/>
-                <w:sz w:val="20"/>
+                <w:color w:val="123A5F"/>
               </w:rPr>
               <w:t>Naam en adres ziekenhuis</w:t>
             </w:r>
@@ -2265,8 +2612,7 @@
             <w:r>
               <w:rPr>
                 <w:b/>
-                <w:color w:val="00407A"/>
-                <w:sz w:val="20"/>
+                <w:color w:val="123A5F"/>
               </w:rPr>
               <w:t>Reden / voetgerelateerd?</w:t>
             </w:r>
@@ -2289,8 +2635,7 @@
             <w:r>
               <w:rPr>
                 <w:b/>
-                <w:color w:val="00407A"/>
-                <w:sz w:val="20"/>
+                <w:color w:val="123A5F"/>
               </w:rPr>
               <w:t>Type verblijf (dagziekenhuis / met overnachting)</w:t>
             </w:r>
@@ -2304,37 +2649,104 @@
         </w:tc>
       </w:tr>
     </w:tbl>
+    <w:p>
+      <w:r>
+        <w:rPr>
+          <w:b/>
+          <w:color w:val="123A5F"/>
+          <w:sz w:val="26"/>
+        </w:rPr>
+        <w:t>Notities:</w:t>
+      </w:r>
+    </w:p>
+    <w:p>
+      <w:r>
+        <w:rPr>
+          <w:color w:val="2E3B47"/>
+        </w:rPr>
+        <w:t>......................................................................................................................</w:t>
+      </w:r>
+    </w:p>
+    <w:p>
+      <w:r>
+        <w:rPr>
+          <w:color w:val="2E3B47"/>
+        </w:rPr>
+        <w:t>......................................................................................................................</w:t>
+      </w:r>
+    </w:p>
+    <w:p>
+      <w:r>
+        <w:rPr>
+          <w:color w:val="2E3B47"/>
+        </w:rPr>
+        <w:t>......................................................................................................................</w:t>
+      </w:r>
+    </w:p>
     <w:p/>
+    <w:tbl>
+      <w:tblPr>
+        <w:tblW w:type="auto" w:w="0"/>
+        <w:jc w:val="center"/>
+        <w:tblLook w:firstColumn="1" w:firstRow="1" w:lastColumn="0" w:lastRow="0" w:noHBand="0" w:noVBand="1" w:val="04A0"/>
+      </w:tblPr>
+      <w:tblGrid>
+        <w:gridCol w:w="9072"/>
+      </w:tblGrid>
+      <w:tr>
+        <w:tc>
+          <w:tcPr>
+            <w:tcW w:type="dxa" w:w="9072"/>
+            <w:shd w:val="clear" w:color="auto" w:fill="123A5F"/>
+          </w:tcPr>
+          <w:p>
+            <w:r/>
+            <w:r>
+              <w:rPr>
+                <w:b/>
+                <w:color w:val="FFFFFF"/>
+              </w:rPr>
+              <w:t>PERIODE 4 — week 7–8</w:t>
+            </w:r>
+          </w:p>
+        </w:tc>
+      </w:tr>
+    </w:tbl>
+    <w:p>
+      <w:r>
+        <w:rPr>
+          <w:color w:val="2E3B47"/>
+        </w:rPr>
+        <w:t>Periode van invullen: ___ / ___ / ______   tot   ___ / ___ / ______</w:t>
+      </w:r>
+    </w:p>
     <w:p>
       <w:pPr>
-        <w:spacing w:before="200" w:after="80"/>
-        <w:shd w:val="clear" w:color="auto" w:fill="FF7A00"/>
+        <w:spacing w:before="280"/>
       </w:pPr>
       <w:r>
         <w:rPr>
           <w:b/>
-          <w:color w:val="FFFFFF"/>
-          <w:sz w:val="24"/>
-        </w:rPr>
-        <w:t xml:space="preserve">  PERIODE 4 — week 7–8</w:t>
-      </w:r>
-    </w:p>
-    <w:p>
-      <w:r>
-        <w:rPr>
-          <w:b/>
-          <w:color w:val="00407A"/>
-          <w:sz w:val="24"/>
-        </w:rPr>
-        <w:t>Deel 1 — Contact met kinesist, ergotherapeut of andere zorgverlener</w:t>
-      </w:r>
-    </w:p>
-    <w:p>
-      <w:r>
-        <w:rPr>
-          <w:i w:val="0"/>
-          <w:color w:val="2E3B47"/>
-          <w:sz w:val="20"/>
+          <w:color w:val="123A5F"/>
+          <w:sz w:val="30"/>
+        </w:rPr>
+        <w:t>Deel 1</w:t>
+      </w:r>
+    </w:p>
+    <w:p>
+      <w:r>
+        <w:rPr>
+          <w:b/>
+          <w:color w:val="123A5F"/>
+          <w:sz w:val="26"/>
+        </w:rPr>
+        <w:t>CONTACT MET KINESIST, ERGOTHERAPEUT OF ANDERE ZORGVERLENER</w:t>
+      </w:r>
+    </w:p>
+    <w:p>
+      <w:r>
+        <w:rPr>
+          <w:color w:val="2E3B47"/>
         </w:rPr>
         <w:t>Sommige deelnemers krijgen, los van de PARADISE-studie, sessies bij bijvoorbeeld een kinesist, ergotherapeut, podotherapeut of een andere zorgverlener. Had u zo'n sessie(s) tijdens deze periode?</w:t>
       </w:r>
@@ -2344,12 +2756,12 @@
         <w:tblW w:type="auto" w:w="0"/>
         <w:tblLook w:firstColumn="1" w:firstRow="1" w:lastColumn="0" w:lastRow="0" w:noHBand="0" w:noVBand="1" w:val="04A0"/>
         <w:tblBorders>
-          <w:top w:val="single" w:sz="4" w:space="0" w:color="B9C7D1"/>
-          <w:left w:val="single" w:sz="4" w:space="0" w:color="B9C7D1"/>
-          <w:bottom w:val="single" w:sz="4" w:space="0" w:color="B9C7D1"/>
-          <w:right w:val="single" w:sz="4" w:space="0" w:color="B9C7D1"/>
-          <w:insideH w:val="single" w:sz="4" w:space="0" w:color="B9C7D1"/>
-          <w:insideV w:val="single" w:sz="4" w:space="0" w:color="B9C7D1"/>
+          <w:top w:val="single" w:sz="4" w:space="0" w:color="A8A296"/>
+          <w:left w:val="single" w:sz="4" w:space="0" w:color="A8A296"/>
+          <w:bottom w:val="single" w:sz="4" w:space="0" w:color="A8A296"/>
+          <w:right w:val="single" w:sz="4" w:space="0" w:color="A8A296"/>
+          <w:insideH w:val="single" w:sz="4" w:space="0" w:color="A8A296"/>
+          <w:insideV w:val="single" w:sz="4" w:space="0" w:color="A8A296"/>
         </w:tblBorders>
       </w:tblPr>
       <w:tblGrid>
@@ -2366,8 +2778,7 @@
             <w:r>
               <w:rPr>
                 <w:b/>
-                <w:color w:val="00407A"/>
-                <w:sz w:val="20"/>
+                <w:color w:val="123A5F"/>
               </w:rPr>
               <w:t>Contact gehad? (Ja/Nee)</w:t>
             </w:r>
@@ -2390,8 +2801,7 @@
             <w:r>
               <w:rPr>
                 <w:b/>
-                <w:color w:val="00407A"/>
-                <w:sz w:val="20"/>
+                <w:color w:val="123A5F"/>
               </w:rPr>
               <w:t>Hoe vaak binnen deze periode?</w:t>
             </w:r>
@@ -2414,8 +2824,7 @@
             <w:r>
               <w:rPr>
                 <w:b/>
-                <w:color w:val="00407A"/>
-                <w:sz w:val="20"/>
+                <w:color w:val="123A5F"/>
               </w:rPr>
               <w:t>Bij welke zorgverlener?</w:t>
             </w:r>
@@ -2438,10 +2847,9 @@
             <w:r>
               <w:rPr>
                 <w:b/>
-                <w:color w:val="00407A"/>
-                <w:sz w:val="20"/>
-              </w:rPr>
-              <w:t>Kost (indien gekend)</w:t>
+                <w:color w:val="123A5F"/>
+              </w:rPr>
+              <w:t>Kost (€) / terugbetaling (€)</w:t>
             </w:r>
           </w:p>
         </w:tc>
@@ -2454,23 +2862,34 @@
       </w:tr>
     </w:tbl>
     <w:p>
-      <w:r>
-        <w:rPr>
-          <w:b/>
-          <w:color w:val="00407A"/>
-          <w:sz w:val="24"/>
-        </w:rPr>
-        <w:t>Deel 2 — Consultaties</w:t>
-      </w:r>
-    </w:p>
-    <w:p>
-      <w:r>
-        <w:rPr>
-          <w:i w:val="0"/>
-          <w:color w:val="2E3B47"/>
-          <w:sz w:val="20"/>
-        </w:rPr>
-        <w:t>Had u tijdens deze periode contact met een dienst binnen de gezondheidszorg (bv. huisarts, diabetoloog, vaatchirurg…)? Telefoon en e-mailcontact tellen ook mee. Noteer hier niet uw PARADISE-studiebezoeken.</w:t>
+      <w:pPr>
+        <w:spacing w:before="280"/>
+      </w:pPr>
+      <w:r>
+        <w:rPr>
+          <w:b/>
+          <w:color w:val="123A5F"/>
+          <w:sz w:val="30"/>
+        </w:rPr>
+        <w:t>Deel 2</w:t>
+      </w:r>
+    </w:p>
+    <w:p>
+      <w:r>
+        <w:rPr>
+          <w:b/>
+          <w:color w:val="123A5F"/>
+          <w:sz w:val="26"/>
+        </w:rPr>
+        <w:t>CONSULTATIES</w:t>
+      </w:r>
+    </w:p>
+    <w:p>
+      <w:r>
+        <w:rPr>
+          <w:color w:val="2E3B47"/>
+        </w:rPr>
+        <w:t>Had u tijdens deze periode contact met een dienst binnen de gezondheidszorg (bv. huisarts, diabetoloog, vaatchirurg…)? Telefoon- en e-mailcontact tellen ook mee. Noteer hier niet uw PARADISE-studiebezoeken.</w:t>
       </w:r>
     </w:p>
     <w:tbl>
@@ -2478,12 +2897,12 @@
         <w:tblW w:type="auto" w:w="0"/>
         <w:tblLook w:firstColumn="1" w:firstRow="1" w:lastColumn="0" w:lastRow="0" w:noHBand="0" w:noVBand="1" w:val="04A0"/>
         <w:tblBorders>
-          <w:top w:val="single" w:sz="4" w:space="0" w:color="B9C7D1"/>
-          <w:left w:val="single" w:sz="4" w:space="0" w:color="B9C7D1"/>
-          <w:bottom w:val="single" w:sz="4" w:space="0" w:color="B9C7D1"/>
-          <w:right w:val="single" w:sz="4" w:space="0" w:color="B9C7D1"/>
-          <w:insideH w:val="single" w:sz="4" w:space="0" w:color="B9C7D1"/>
-          <w:insideV w:val="single" w:sz="4" w:space="0" w:color="B9C7D1"/>
+          <w:top w:val="single" w:sz="4" w:space="0" w:color="A8A296"/>
+          <w:left w:val="single" w:sz="4" w:space="0" w:color="A8A296"/>
+          <w:bottom w:val="single" w:sz="4" w:space="0" w:color="A8A296"/>
+          <w:right w:val="single" w:sz="4" w:space="0" w:color="A8A296"/>
+          <w:insideH w:val="single" w:sz="4" w:space="0" w:color="A8A296"/>
+          <w:insideV w:val="single" w:sz="4" w:space="0" w:color="A8A296"/>
         </w:tblBorders>
       </w:tblPr>
       <w:tblGrid>
@@ -2503,8 +2922,7 @@
             <w:r>
               <w:rPr>
                 <w:b/>
-                <w:color w:val="00407A"/>
-                <w:sz w:val="20"/>
+                <w:color w:val="123A5F"/>
               </w:rPr>
               <w:t>Datum + met wie</w:t>
             </w:r>
@@ -2519,8 +2937,7 @@
             <w:r>
               <w:rPr>
                 <w:b/>
-                <w:color w:val="00407A"/>
-                <w:sz w:val="20"/>
+                <w:color w:val="123A5F"/>
               </w:rPr>
               <w:t>Type consultatie</w:t>
             </w:r>
@@ -2535,8 +2952,7 @@
             <w:r>
               <w:rPr>
                 <w:b/>
-                <w:color w:val="00407A"/>
-                <w:sz w:val="20"/>
+                <w:color w:val="123A5F"/>
               </w:rPr>
               <w:t>Waar?</w:t>
             </w:r>
@@ -2551,8 +2967,7 @@
             <w:r>
               <w:rPr>
                 <w:b/>
-                <w:color w:val="00407A"/>
-                <w:sz w:val="20"/>
+                <w:color w:val="123A5F"/>
               </w:rPr>
               <w:t>Tijdsduur</w:t>
             </w:r>
@@ -2567,8 +2982,7 @@
             <w:r>
               <w:rPr>
                 <w:b/>
-                <w:color w:val="00407A"/>
-                <w:sz w:val="20"/>
+                <w:color w:val="123A5F"/>
               </w:rPr>
               <w:t>Kosten (€)</w:t>
             </w:r>
@@ -2673,21 +3087,32 @@
       </w:tr>
     </w:tbl>
     <w:p>
-      <w:r>
-        <w:rPr>
-          <w:b/>
-          <w:color w:val="00407A"/>
-          <w:sz w:val="24"/>
-        </w:rPr>
-        <w:t>Deel 3 — Thuisverpleegkundige</w:t>
-      </w:r>
-    </w:p>
-    <w:p>
-      <w:r>
-        <w:rPr>
-          <w:i w:val="0"/>
-          <w:color w:val="2E3B47"/>
-          <w:sz w:val="20"/>
+      <w:pPr>
+        <w:spacing w:before="280"/>
+      </w:pPr>
+      <w:r>
+        <w:rPr>
+          <w:b/>
+          <w:color w:val="123A5F"/>
+          <w:sz w:val="30"/>
+        </w:rPr>
+        <w:t>Deel 3</w:t>
+      </w:r>
+    </w:p>
+    <w:p>
+      <w:r>
+        <w:rPr>
+          <w:b/>
+          <w:color w:val="123A5F"/>
+          <w:sz w:val="26"/>
+        </w:rPr>
+        <w:t>THUISVERPLEEGKUNDIGE</w:t>
+      </w:r>
+    </w:p>
+    <w:p>
+      <w:r>
+        <w:rPr>
+          <w:color w:val="2E3B47"/>
         </w:rPr>
         <w:t>Is de situatie met uw thuisverpleegkundige veranderd tijdens deze periode (gestart, gestopt, andere frequentie)?</w:t>
       </w:r>
@@ -2695,7 +3120,25 @@
     <w:p>
       <w:r>
         <w:rPr>
-          <w:color w:val="C7D0D8"/>
+          <w:color w:val="2E3B47"/>
+        </w:rPr>
+        <w:t>☐ Nee, niets veranderd.   ☐ Ja, zie hieronder:</w:t>
+      </w:r>
+    </w:p>
+    <w:p>
+      <w:r>
+        <w:rPr>
+          <w:b/>
+          <w:color w:val="123A5F"/>
+          <w:sz w:val="26"/>
+        </w:rPr>
+        <w:t>Notities:</w:t>
+      </w:r>
+    </w:p>
+    <w:p>
+      <w:r>
+        <w:rPr>
+          <w:color w:val="2E3B47"/>
         </w:rPr>
         <w:t>......................................................................................................................</w:t>
       </w:r>
@@ -2703,27 +3146,38 @@
     <w:p>
       <w:r>
         <w:rPr>
-          <w:color w:val="C7D0D8"/>
+          <w:color w:val="2E3B47"/>
         </w:rPr>
         <w:t>......................................................................................................................</w:t>
       </w:r>
     </w:p>
     <w:p>
-      <w:r>
-        <w:rPr>
-          <w:b/>
-          <w:color w:val="00407A"/>
-          <w:sz w:val="24"/>
-        </w:rPr>
-        <w:t>Deel 4 — Thuiszorgdiensten</w:t>
-      </w:r>
-    </w:p>
-    <w:p>
-      <w:r>
-        <w:rPr>
-          <w:i w:val="0"/>
-          <w:color w:val="2E3B47"/>
-          <w:sz w:val="20"/>
+      <w:pPr>
+        <w:spacing w:before="280"/>
+      </w:pPr>
+      <w:r>
+        <w:rPr>
+          <w:b/>
+          <w:color w:val="123A5F"/>
+          <w:sz w:val="30"/>
+        </w:rPr>
+        <w:t>Deel 4</w:t>
+      </w:r>
+    </w:p>
+    <w:p>
+      <w:r>
+        <w:rPr>
+          <w:b/>
+          <w:color w:val="123A5F"/>
+          <w:sz w:val="26"/>
+        </w:rPr>
+        <w:t>THUISZORGDIENSTEN</w:t>
+      </w:r>
+    </w:p>
+    <w:p>
+      <w:r>
+        <w:rPr>
+          <w:color w:val="2E3B47"/>
         </w:rPr>
         <w:t>Is er iets veranderd aan uw thuiszorgdiensten (poetshulp, gezinszorg, maaltijden aan huis, vervoershulp, klusjesdienst) tijdens deze periode?</w:t>
       </w:r>
@@ -2731,7 +3185,25 @@
     <w:p>
       <w:r>
         <w:rPr>
-          <w:color w:val="C7D0D8"/>
+          <w:color w:val="2E3B47"/>
+        </w:rPr>
+        <w:t>☐ Nee, niets veranderd.   ☐ Ja, zie hieronder:</w:t>
+      </w:r>
+    </w:p>
+    <w:p>
+      <w:r>
+        <w:rPr>
+          <w:b/>
+          <w:color w:val="123A5F"/>
+          <w:sz w:val="26"/>
+        </w:rPr>
+        <w:t>Notities:</w:t>
+      </w:r>
+    </w:p>
+    <w:p>
+      <w:r>
+        <w:rPr>
+          <w:color w:val="2E3B47"/>
         </w:rPr>
         <w:t>......................................................................................................................</w:t>
       </w:r>
@@ -2739,29 +3211,40 @@
     <w:p>
       <w:r>
         <w:rPr>
-          <w:color w:val="C7D0D8"/>
+          <w:color w:val="2E3B47"/>
         </w:rPr>
         <w:t>......................................................................................................................</w:t>
       </w:r>
     </w:p>
     <w:p>
-      <w:r>
-        <w:rPr>
-          <w:b/>
-          <w:color w:val="00407A"/>
-          <w:sz w:val="24"/>
-        </w:rPr>
-        <w:t>Deel 5 — Voetzorgmateriaal en hulpmiddelen</w:t>
-      </w:r>
-    </w:p>
-    <w:p>
-      <w:r>
-        <w:rPr>
-          <w:i w:val="0"/>
-          <w:color w:val="2E3B47"/>
-          <w:sz w:val="20"/>
-        </w:rPr>
-        <w:t>Kosten voor materiaal of hulpmiddelen die u zelf hebt aangeschaft voor de zorg van uw voeten tijdens deze periode (buiten wat u via de studie krijgt). De zool (CMFO) en de sensor van de studie hoeft u niet te noteren.</w:t>
+      <w:pPr>
+        <w:spacing w:before="280"/>
+      </w:pPr>
+      <w:r>
+        <w:rPr>
+          <w:b/>
+          <w:color w:val="123A5F"/>
+          <w:sz w:val="30"/>
+        </w:rPr>
+        <w:t>Deel 5</w:t>
+      </w:r>
+    </w:p>
+    <w:p>
+      <w:r>
+        <w:rPr>
+          <w:b/>
+          <w:color w:val="123A5F"/>
+          <w:sz w:val="26"/>
+        </w:rPr>
+        <w:t>VOETZORGMATERIAAL EN HULPMIDDELEN</w:t>
+      </w:r>
+    </w:p>
+    <w:p>
+      <w:r>
+        <w:rPr>
+          <w:color w:val="2E3B47"/>
+        </w:rPr>
+        <w:t>Kosten voor materiaal of hulpmiddelen die u zelf hebt aangeschaft voor de zorg van uw voeten tijdens deze periode, buiten wat u via de studie krijgt. De zool (CMFO) en de sensor van de studie hoeft u niet te noteren.</w:t>
       </w:r>
     </w:p>
     <w:tbl>
@@ -2769,12 +3252,12 @@
         <w:tblW w:type="auto" w:w="0"/>
         <w:tblLook w:firstColumn="1" w:firstRow="1" w:lastColumn="0" w:lastRow="0" w:noHBand="0" w:noVBand="1" w:val="04A0"/>
         <w:tblBorders>
-          <w:top w:val="single" w:sz="4" w:space="0" w:color="B9C7D1"/>
-          <w:left w:val="single" w:sz="4" w:space="0" w:color="B9C7D1"/>
-          <w:bottom w:val="single" w:sz="4" w:space="0" w:color="B9C7D1"/>
-          <w:right w:val="single" w:sz="4" w:space="0" w:color="B9C7D1"/>
-          <w:insideH w:val="single" w:sz="4" w:space="0" w:color="B9C7D1"/>
-          <w:insideV w:val="single" w:sz="4" w:space="0" w:color="B9C7D1"/>
+          <w:top w:val="single" w:sz="4" w:space="0" w:color="A8A296"/>
+          <w:left w:val="single" w:sz="4" w:space="0" w:color="A8A296"/>
+          <w:bottom w:val="single" w:sz="4" w:space="0" w:color="A8A296"/>
+          <w:right w:val="single" w:sz="4" w:space="0" w:color="A8A296"/>
+          <w:insideH w:val="single" w:sz="4" w:space="0" w:color="A8A296"/>
+          <w:insideV w:val="single" w:sz="4" w:space="0" w:color="A8A296"/>
         </w:tblBorders>
       </w:tblPr>
       <w:tblGrid>
@@ -2792,8 +3275,7 @@
             <w:r>
               <w:rPr>
                 <w:b/>
-                <w:color w:val="00407A"/>
-                <w:sz w:val="20"/>
+                <w:color w:val="123A5F"/>
               </w:rPr>
               <w:t>Materiaal / product</w:t>
             </w:r>
@@ -2808,8 +3290,7 @@
             <w:r>
               <w:rPr>
                 <w:b/>
-                <w:color w:val="00407A"/>
-                <w:sz w:val="20"/>
+                <w:color w:val="123A5F"/>
               </w:rPr>
               <w:t>Datum aankoop</w:t>
             </w:r>
@@ -2824,8 +3305,7 @@
             <w:r>
               <w:rPr>
                 <w:b/>
-                <w:color w:val="00407A"/>
-                <w:sz w:val="20"/>
+                <w:color w:val="123A5F"/>
               </w:rPr>
               <w:t>Kost (€) / terugbetaling (€)</w:t>
             </w:r>
@@ -2874,21 +3354,32 @@
       </w:tr>
     </w:tbl>
     <w:p>
-      <w:r>
-        <w:rPr>
-          <w:b/>
-          <w:color w:val="00407A"/>
-          <w:sz w:val="24"/>
-        </w:rPr>
-        <w:t>Deel 6 — Dagziekenhuis of ziekenhuisverblijf</w:t>
-      </w:r>
-    </w:p>
-    <w:p>
-      <w:r>
-        <w:rPr>
-          <w:i w:val="0"/>
-          <w:color w:val="2E3B47"/>
-          <w:sz w:val="20"/>
+      <w:pPr>
+        <w:spacing w:before="280"/>
+      </w:pPr>
+      <w:r>
+        <w:rPr>
+          <w:b/>
+          <w:color w:val="123A5F"/>
+          <w:sz w:val="30"/>
+        </w:rPr>
+        <w:t>Deel 6</w:t>
+      </w:r>
+    </w:p>
+    <w:p>
+      <w:r>
+        <w:rPr>
+          <w:b/>
+          <w:color w:val="123A5F"/>
+          <w:sz w:val="26"/>
+        </w:rPr>
+        <w:t>DAGZIEKENHUIS OF ZIEKENHUISVERBLIJF</w:t>
+      </w:r>
+    </w:p>
+    <w:p>
+      <w:r>
+        <w:rPr>
+          <w:color w:val="2E3B47"/>
         </w:rPr>
         <w:t>Was er tijdens deze periode een verblijf in het dagziekenhuis, of een ziekenhuisopname (gepland of spoed)?</w:t>
       </w:r>
@@ -2898,12 +3389,12 @@
         <w:tblW w:type="auto" w:w="0"/>
         <w:tblLook w:firstColumn="1" w:firstRow="1" w:lastColumn="0" w:lastRow="0" w:noHBand="0" w:noVBand="1" w:val="04A0"/>
         <w:tblBorders>
-          <w:top w:val="single" w:sz="4" w:space="0" w:color="B9C7D1"/>
-          <w:left w:val="single" w:sz="4" w:space="0" w:color="B9C7D1"/>
-          <w:bottom w:val="single" w:sz="4" w:space="0" w:color="B9C7D1"/>
-          <w:right w:val="single" w:sz="4" w:space="0" w:color="B9C7D1"/>
-          <w:insideH w:val="single" w:sz="4" w:space="0" w:color="B9C7D1"/>
-          <w:insideV w:val="single" w:sz="4" w:space="0" w:color="B9C7D1"/>
+          <w:top w:val="single" w:sz="4" w:space="0" w:color="A8A296"/>
+          <w:left w:val="single" w:sz="4" w:space="0" w:color="A8A296"/>
+          <w:bottom w:val="single" w:sz="4" w:space="0" w:color="A8A296"/>
+          <w:right w:val="single" w:sz="4" w:space="0" w:color="A8A296"/>
+          <w:insideH w:val="single" w:sz="4" w:space="0" w:color="A8A296"/>
+          <w:insideV w:val="single" w:sz="4" w:space="0" w:color="A8A296"/>
         </w:tblBorders>
       </w:tblPr>
       <w:tblGrid>
@@ -2920,8 +3411,7 @@
             <w:r>
               <w:rPr>
                 <w:b/>
-                <w:color w:val="00407A"/>
-                <w:sz w:val="20"/>
+                <w:color w:val="123A5F"/>
               </w:rPr>
               <w:t>Datum / periode</w:t>
             </w:r>
@@ -2944,8 +3434,7 @@
             <w:r>
               <w:rPr>
                 <w:b/>
-                <w:color w:val="00407A"/>
-                <w:sz w:val="20"/>
+                <w:color w:val="123A5F"/>
               </w:rPr>
               <w:t>Naam en adres ziekenhuis</w:t>
             </w:r>
@@ -2968,8 +3457,7 @@
             <w:r>
               <w:rPr>
                 <w:b/>
-                <w:color w:val="00407A"/>
-                <w:sz w:val="20"/>
+                <w:color w:val="123A5F"/>
               </w:rPr>
               <w:t>Reden / voetgerelateerd?</w:t>
             </w:r>
@@ -2992,8 +3480,7 @@
             <w:r>
               <w:rPr>
                 <w:b/>
-                <w:color w:val="00407A"/>
-                <w:sz w:val="20"/>
+                <w:color w:val="123A5F"/>
               </w:rPr>
               <w:t>Type verblijf (dagziekenhuis / met overnachting)</w:t>
             </w:r>
@@ -3007,37 +3494,104 @@
         </w:tc>
       </w:tr>
     </w:tbl>
+    <w:p>
+      <w:r>
+        <w:rPr>
+          <w:b/>
+          <w:color w:val="123A5F"/>
+          <w:sz w:val="26"/>
+        </w:rPr>
+        <w:t>Notities:</w:t>
+      </w:r>
+    </w:p>
+    <w:p>
+      <w:r>
+        <w:rPr>
+          <w:color w:val="2E3B47"/>
+        </w:rPr>
+        <w:t>......................................................................................................................</w:t>
+      </w:r>
+    </w:p>
+    <w:p>
+      <w:r>
+        <w:rPr>
+          <w:color w:val="2E3B47"/>
+        </w:rPr>
+        <w:t>......................................................................................................................</w:t>
+      </w:r>
+    </w:p>
+    <w:p>
+      <w:r>
+        <w:rPr>
+          <w:color w:val="2E3B47"/>
+        </w:rPr>
+        <w:t>......................................................................................................................</w:t>
+      </w:r>
+    </w:p>
     <w:p/>
+    <w:tbl>
+      <w:tblPr>
+        <w:tblW w:type="auto" w:w="0"/>
+        <w:jc w:val="center"/>
+        <w:tblLook w:firstColumn="1" w:firstRow="1" w:lastColumn="0" w:lastRow="0" w:noHBand="0" w:noVBand="1" w:val="04A0"/>
+      </w:tblPr>
+      <w:tblGrid>
+        <w:gridCol w:w="9072"/>
+      </w:tblGrid>
+      <w:tr>
+        <w:tc>
+          <w:tcPr>
+            <w:tcW w:type="dxa" w:w="9072"/>
+            <w:shd w:val="clear" w:color="auto" w:fill="123A5F"/>
+          </w:tcPr>
+          <w:p>
+            <w:r/>
+            <w:r>
+              <w:rPr>
+                <w:b/>
+                <w:color w:val="FFFFFF"/>
+              </w:rPr>
+              <w:t>PERIODE 5 — week 9–10</w:t>
+            </w:r>
+          </w:p>
+        </w:tc>
+      </w:tr>
+    </w:tbl>
+    <w:p>
+      <w:r>
+        <w:rPr>
+          <w:color w:val="2E3B47"/>
+        </w:rPr>
+        <w:t>Periode van invullen: ___ / ___ / ______   tot   ___ / ___ / ______</w:t>
+      </w:r>
+    </w:p>
     <w:p>
       <w:pPr>
-        <w:spacing w:before="200" w:after="80"/>
-        <w:shd w:val="clear" w:color="auto" w:fill="FF7A00"/>
+        <w:spacing w:before="280"/>
       </w:pPr>
       <w:r>
         <w:rPr>
           <w:b/>
-          <w:color w:val="FFFFFF"/>
-          <w:sz w:val="24"/>
-        </w:rPr>
-        <w:t xml:space="preserve">  PERIODE 5 — week 9–10</w:t>
-      </w:r>
-    </w:p>
-    <w:p>
-      <w:r>
-        <w:rPr>
-          <w:b/>
-          <w:color w:val="00407A"/>
-          <w:sz w:val="24"/>
-        </w:rPr>
-        <w:t>Deel 1 — Contact met kinesist, ergotherapeut of andere zorgverlener</w:t>
-      </w:r>
-    </w:p>
-    <w:p>
-      <w:r>
-        <w:rPr>
-          <w:i w:val="0"/>
-          <w:color w:val="2E3B47"/>
-          <w:sz w:val="20"/>
+          <w:color w:val="123A5F"/>
+          <w:sz w:val="30"/>
+        </w:rPr>
+        <w:t>Deel 1</w:t>
+      </w:r>
+    </w:p>
+    <w:p>
+      <w:r>
+        <w:rPr>
+          <w:b/>
+          <w:color w:val="123A5F"/>
+          <w:sz w:val="26"/>
+        </w:rPr>
+        <w:t>CONTACT MET KINESIST, ERGOTHERAPEUT OF ANDERE ZORGVERLENER</w:t>
+      </w:r>
+    </w:p>
+    <w:p>
+      <w:r>
+        <w:rPr>
+          <w:color w:val="2E3B47"/>
         </w:rPr>
         <w:t>Sommige deelnemers krijgen, los van de PARADISE-studie, sessies bij bijvoorbeeld een kinesist, ergotherapeut, podotherapeut of een andere zorgverlener. Had u zo'n sessie(s) tijdens deze periode?</w:t>
       </w:r>
@@ -3047,12 +3601,12 @@
         <w:tblW w:type="auto" w:w="0"/>
         <w:tblLook w:firstColumn="1" w:firstRow="1" w:lastColumn="0" w:lastRow="0" w:noHBand="0" w:noVBand="1" w:val="04A0"/>
         <w:tblBorders>
-          <w:top w:val="single" w:sz="4" w:space="0" w:color="B9C7D1"/>
-          <w:left w:val="single" w:sz="4" w:space="0" w:color="B9C7D1"/>
-          <w:bottom w:val="single" w:sz="4" w:space="0" w:color="B9C7D1"/>
-          <w:right w:val="single" w:sz="4" w:space="0" w:color="B9C7D1"/>
-          <w:insideH w:val="single" w:sz="4" w:space="0" w:color="B9C7D1"/>
-          <w:insideV w:val="single" w:sz="4" w:space="0" w:color="B9C7D1"/>
+          <w:top w:val="single" w:sz="4" w:space="0" w:color="A8A296"/>
+          <w:left w:val="single" w:sz="4" w:space="0" w:color="A8A296"/>
+          <w:bottom w:val="single" w:sz="4" w:space="0" w:color="A8A296"/>
+          <w:right w:val="single" w:sz="4" w:space="0" w:color="A8A296"/>
+          <w:insideH w:val="single" w:sz="4" w:space="0" w:color="A8A296"/>
+          <w:insideV w:val="single" w:sz="4" w:space="0" w:color="A8A296"/>
         </w:tblBorders>
       </w:tblPr>
       <w:tblGrid>
@@ -3069,8 +3623,7 @@
             <w:r>
               <w:rPr>
                 <w:b/>
-                <w:color w:val="00407A"/>
-                <w:sz w:val="20"/>
+                <w:color w:val="123A5F"/>
               </w:rPr>
               <w:t>Contact gehad? (Ja/Nee)</w:t>
             </w:r>
@@ -3093,8 +3646,7 @@
             <w:r>
               <w:rPr>
                 <w:b/>
-                <w:color w:val="00407A"/>
-                <w:sz w:val="20"/>
+                <w:color w:val="123A5F"/>
               </w:rPr>
               <w:t>Hoe vaak binnen deze periode?</w:t>
             </w:r>
@@ -3117,8 +3669,7 @@
             <w:r>
               <w:rPr>
                 <w:b/>
-                <w:color w:val="00407A"/>
-                <w:sz w:val="20"/>
+                <w:color w:val="123A5F"/>
               </w:rPr>
               <w:t>Bij welke zorgverlener?</w:t>
             </w:r>
@@ -3141,10 +3692,9 @@
             <w:r>
               <w:rPr>
                 <w:b/>
-                <w:color w:val="00407A"/>
-                <w:sz w:val="20"/>
-              </w:rPr>
-              <w:t>Kost (indien gekend)</w:t>
+                <w:color w:val="123A5F"/>
+              </w:rPr>
+              <w:t>Kost (€) / terugbetaling (€)</w:t>
             </w:r>
           </w:p>
         </w:tc>
@@ -3157,23 +3707,34 @@
       </w:tr>
     </w:tbl>
     <w:p>
-      <w:r>
-        <w:rPr>
-          <w:b/>
-          <w:color w:val="00407A"/>
-          <w:sz w:val="24"/>
-        </w:rPr>
-        <w:t>Deel 2 — Consultaties</w:t>
-      </w:r>
-    </w:p>
-    <w:p>
-      <w:r>
-        <w:rPr>
-          <w:i w:val="0"/>
-          <w:color w:val="2E3B47"/>
-          <w:sz w:val="20"/>
-        </w:rPr>
-        <w:t>Had u tijdens deze periode contact met een dienst binnen de gezondheidszorg (bv. huisarts, diabetoloog, vaatchirurg…)? Telefoon en e-mailcontact tellen ook mee. Noteer hier niet uw PARADISE-studiebezoeken.</w:t>
+      <w:pPr>
+        <w:spacing w:before="280"/>
+      </w:pPr>
+      <w:r>
+        <w:rPr>
+          <w:b/>
+          <w:color w:val="123A5F"/>
+          <w:sz w:val="30"/>
+        </w:rPr>
+        <w:t>Deel 2</w:t>
+      </w:r>
+    </w:p>
+    <w:p>
+      <w:r>
+        <w:rPr>
+          <w:b/>
+          <w:color w:val="123A5F"/>
+          <w:sz w:val="26"/>
+        </w:rPr>
+        <w:t>CONSULTATIES</w:t>
+      </w:r>
+    </w:p>
+    <w:p>
+      <w:r>
+        <w:rPr>
+          <w:color w:val="2E3B47"/>
+        </w:rPr>
+        <w:t>Had u tijdens deze periode contact met een dienst binnen de gezondheidszorg (bv. huisarts, diabetoloog, vaatchirurg…)? Telefoon- en e-mailcontact tellen ook mee. Noteer hier niet uw PARADISE-studiebezoeken.</w:t>
       </w:r>
     </w:p>
     <w:tbl>
@@ -3181,12 +3742,12 @@
         <w:tblW w:type="auto" w:w="0"/>
         <w:tblLook w:firstColumn="1" w:firstRow="1" w:lastColumn="0" w:lastRow="0" w:noHBand="0" w:noVBand="1" w:val="04A0"/>
         <w:tblBorders>
-          <w:top w:val="single" w:sz="4" w:space="0" w:color="B9C7D1"/>
-          <w:left w:val="single" w:sz="4" w:space="0" w:color="B9C7D1"/>
-          <w:bottom w:val="single" w:sz="4" w:space="0" w:color="B9C7D1"/>
-          <w:right w:val="single" w:sz="4" w:space="0" w:color="B9C7D1"/>
-          <w:insideH w:val="single" w:sz="4" w:space="0" w:color="B9C7D1"/>
-          <w:insideV w:val="single" w:sz="4" w:space="0" w:color="B9C7D1"/>
+          <w:top w:val="single" w:sz="4" w:space="0" w:color="A8A296"/>
+          <w:left w:val="single" w:sz="4" w:space="0" w:color="A8A296"/>
+          <w:bottom w:val="single" w:sz="4" w:space="0" w:color="A8A296"/>
+          <w:right w:val="single" w:sz="4" w:space="0" w:color="A8A296"/>
+          <w:insideH w:val="single" w:sz="4" w:space="0" w:color="A8A296"/>
+          <w:insideV w:val="single" w:sz="4" w:space="0" w:color="A8A296"/>
         </w:tblBorders>
       </w:tblPr>
       <w:tblGrid>
@@ -3206,8 +3767,7 @@
             <w:r>
               <w:rPr>
                 <w:b/>
-                <w:color w:val="00407A"/>
-                <w:sz w:val="20"/>
+                <w:color w:val="123A5F"/>
               </w:rPr>
               <w:t>Datum + met wie</w:t>
             </w:r>
@@ -3222,8 +3782,7 @@
             <w:r>
               <w:rPr>
                 <w:b/>
-                <w:color w:val="00407A"/>
-                <w:sz w:val="20"/>
+                <w:color w:val="123A5F"/>
               </w:rPr>
               <w:t>Type consultatie</w:t>
             </w:r>
@@ -3238,8 +3797,7 @@
             <w:r>
               <w:rPr>
                 <w:b/>
-                <w:color w:val="00407A"/>
-                <w:sz w:val="20"/>
+                <w:color w:val="123A5F"/>
               </w:rPr>
               <w:t>Waar?</w:t>
             </w:r>
@@ -3254,8 +3812,7 @@
             <w:r>
               <w:rPr>
                 <w:b/>
-                <w:color w:val="00407A"/>
-                <w:sz w:val="20"/>
+                <w:color w:val="123A5F"/>
               </w:rPr>
               <w:t>Tijdsduur</w:t>
             </w:r>
@@ -3270,8 +3827,7 @@
             <w:r>
               <w:rPr>
                 <w:b/>
-                <w:color w:val="00407A"/>
-                <w:sz w:val="20"/>
+                <w:color w:val="123A5F"/>
               </w:rPr>
               <w:t>Kosten (€)</w:t>
             </w:r>
@@ -3376,21 +3932,32 @@
       </w:tr>
     </w:tbl>
     <w:p>
-      <w:r>
-        <w:rPr>
-          <w:b/>
-          <w:color w:val="00407A"/>
-          <w:sz w:val="24"/>
-        </w:rPr>
-        <w:t>Deel 3 — Thuisverpleegkundige</w:t>
-      </w:r>
-    </w:p>
-    <w:p>
-      <w:r>
-        <w:rPr>
-          <w:i w:val="0"/>
-          <w:color w:val="2E3B47"/>
-          <w:sz w:val="20"/>
+      <w:pPr>
+        <w:spacing w:before="280"/>
+      </w:pPr>
+      <w:r>
+        <w:rPr>
+          <w:b/>
+          <w:color w:val="123A5F"/>
+          <w:sz w:val="30"/>
+        </w:rPr>
+        <w:t>Deel 3</w:t>
+      </w:r>
+    </w:p>
+    <w:p>
+      <w:r>
+        <w:rPr>
+          <w:b/>
+          <w:color w:val="123A5F"/>
+          <w:sz w:val="26"/>
+        </w:rPr>
+        <w:t>THUISVERPLEEGKUNDIGE</w:t>
+      </w:r>
+    </w:p>
+    <w:p>
+      <w:r>
+        <w:rPr>
+          <w:color w:val="2E3B47"/>
         </w:rPr>
         <w:t>Is de situatie met uw thuisverpleegkundige veranderd tijdens deze periode (gestart, gestopt, andere frequentie)?</w:t>
       </w:r>
@@ -3398,7 +3965,25 @@
     <w:p>
       <w:r>
         <w:rPr>
-          <w:color w:val="C7D0D8"/>
+          <w:color w:val="2E3B47"/>
+        </w:rPr>
+        <w:t>☐ Nee, niets veranderd.   ☐ Ja, zie hieronder:</w:t>
+      </w:r>
+    </w:p>
+    <w:p>
+      <w:r>
+        <w:rPr>
+          <w:b/>
+          <w:color w:val="123A5F"/>
+          <w:sz w:val="26"/>
+        </w:rPr>
+        <w:t>Notities:</w:t>
+      </w:r>
+    </w:p>
+    <w:p>
+      <w:r>
+        <w:rPr>
+          <w:color w:val="2E3B47"/>
         </w:rPr>
         <w:t>......................................................................................................................</w:t>
       </w:r>
@@ -3406,27 +3991,38 @@
     <w:p>
       <w:r>
         <w:rPr>
-          <w:color w:val="C7D0D8"/>
+          <w:color w:val="2E3B47"/>
         </w:rPr>
         <w:t>......................................................................................................................</w:t>
       </w:r>
     </w:p>
     <w:p>
-      <w:r>
-        <w:rPr>
-          <w:b/>
-          <w:color w:val="00407A"/>
-          <w:sz w:val="24"/>
-        </w:rPr>
-        <w:t>Deel 4 — Thuiszorgdiensten</w:t>
-      </w:r>
-    </w:p>
-    <w:p>
-      <w:r>
-        <w:rPr>
-          <w:i w:val="0"/>
-          <w:color w:val="2E3B47"/>
-          <w:sz w:val="20"/>
+      <w:pPr>
+        <w:spacing w:before="280"/>
+      </w:pPr>
+      <w:r>
+        <w:rPr>
+          <w:b/>
+          <w:color w:val="123A5F"/>
+          <w:sz w:val="30"/>
+        </w:rPr>
+        <w:t>Deel 4</w:t>
+      </w:r>
+    </w:p>
+    <w:p>
+      <w:r>
+        <w:rPr>
+          <w:b/>
+          <w:color w:val="123A5F"/>
+          <w:sz w:val="26"/>
+        </w:rPr>
+        <w:t>THUISZORGDIENSTEN</w:t>
+      </w:r>
+    </w:p>
+    <w:p>
+      <w:r>
+        <w:rPr>
+          <w:color w:val="2E3B47"/>
         </w:rPr>
         <w:t>Is er iets veranderd aan uw thuiszorgdiensten (poetshulp, gezinszorg, maaltijden aan huis, vervoershulp, klusjesdienst) tijdens deze periode?</w:t>
       </w:r>
@@ -3434,7 +4030,25 @@
     <w:p>
       <w:r>
         <w:rPr>
-          <w:color w:val="C7D0D8"/>
+          <w:color w:val="2E3B47"/>
+        </w:rPr>
+        <w:t>☐ Nee, niets veranderd.   ☐ Ja, zie hieronder:</w:t>
+      </w:r>
+    </w:p>
+    <w:p>
+      <w:r>
+        <w:rPr>
+          <w:b/>
+          <w:color w:val="123A5F"/>
+          <w:sz w:val="26"/>
+        </w:rPr>
+        <w:t>Notities:</w:t>
+      </w:r>
+    </w:p>
+    <w:p>
+      <w:r>
+        <w:rPr>
+          <w:color w:val="2E3B47"/>
         </w:rPr>
         <w:t>......................................................................................................................</w:t>
       </w:r>
@@ -3442,29 +4056,40 @@
     <w:p>
       <w:r>
         <w:rPr>
-          <w:color w:val="C7D0D8"/>
+          <w:color w:val="2E3B47"/>
         </w:rPr>
         <w:t>......................................................................................................................</w:t>
       </w:r>
     </w:p>
     <w:p>
-      <w:r>
-        <w:rPr>
-          <w:b/>
-          <w:color w:val="00407A"/>
-          <w:sz w:val="24"/>
-        </w:rPr>
-        <w:t>Deel 5 — Voetzorgmateriaal en hulpmiddelen</w:t>
-      </w:r>
-    </w:p>
-    <w:p>
-      <w:r>
-        <w:rPr>
-          <w:i w:val="0"/>
-          <w:color w:val="2E3B47"/>
-          <w:sz w:val="20"/>
-        </w:rPr>
-        <w:t>Kosten voor materiaal of hulpmiddelen die u zelf hebt aangeschaft voor de zorg van uw voeten tijdens deze periode (buiten wat u via de studie krijgt). De zool (CMFO) en de sensor van de studie hoeft u niet te noteren.</w:t>
+      <w:pPr>
+        <w:spacing w:before="280"/>
+      </w:pPr>
+      <w:r>
+        <w:rPr>
+          <w:b/>
+          <w:color w:val="123A5F"/>
+          <w:sz w:val="30"/>
+        </w:rPr>
+        <w:t>Deel 5</w:t>
+      </w:r>
+    </w:p>
+    <w:p>
+      <w:r>
+        <w:rPr>
+          <w:b/>
+          <w:color w:val="123A5F"/>
+          <w:sz w:val="26"/>
+        </w:rPr>
+        <w:t>VOETZORGMATERIAAL EN HULPMIDDELEN</w:t>
+      </w:r>
+    </w:p>
+    <w:p>
+      <w:r>
+        <w:rPr>
+          <w:color w:val="2E3B47"/>
+        </w:rPr>
+        <w:t>Kosten voor materiaal of hulpmiddelen die u zelf hebt aangeschaft voor de zorg van uw voeten tijdens deze periode, buiten wat u via de studie krijgt. De zool (CMFO) en de sensor van de studie hoeft u niet te noteren.</w:t>
       </w:r>
     </w:p>
     <w:tbl>
@@ -3472,12 +4097,12 @@
         <w:tblW w:type="auto" w:w="0"/>
         <w:tblLook w:firstColumn="1" w:firstRow="1" w:lastColumn="0" w:lastRow="0" w:noHBand="0" w:noVBand="1" w:val="04A0"/>
         <w:tblBorders>
-          <w:top w:val="single" w:sz="4" w:space="0" w:color="B9C7D1"/>
-          <w:left w:val="single" w:sz="4" w:space="0" w:color="B9C7D1"/>
-          <w:bottom w:val="single" w:sz="4" w:space="0" w:color="B9C7D1"/>
-          <w:right w:val="single" w:sz="4" w:space="0" w:color="B9C7D1"/>
-          <w:insideH w:val="single" w:sz="4" w:space="0" w:color="B9C7D1"/>
-          <w:insideV w:val="single" w:sz="4" w:space="0" w:color="B9C7D1"/>
+          <w:top w:val="single" w:sz="4" w:space="0" w:color="A8A296"/>
+          <w:left w:val="single" w:sz="4" w:space="0" w:color="A8A296"/>
+          <w:bottom w:val="single" w:sz="4" w:space="0" w:color="A8A296"/>
+          <w:right w:val="single" w:sz="4" w:space="0" w:color="A8A296"/>
+          <w:insideH w:val="single" w:sz="4" w:space="0" w:color="A8A296"/>
+          <w:insideV w:val="single" w:sz="4" w:space="0" w:color="A8A296"/>
         </w:tblBorders>
       </w:tblPr>
       <w:tblGrid>
@@ -3495,8 +4120,7 @@
             <w:r>
               <w:rPr>
                 <w:b/>
-                <w:color w:val="00407A"/>
-                <w:sz w:val="20"/>
+                <w:color w:val="123A5F"/>
               </w:rPr>
               <w:t>Materiaal / product</w:t>
             </w:r>
@@ -3511,8 +4135,7 @@
             <w:r>
               <w:rPr>
                 <w:b/>
-                <w:color w:val="00407A"/>
-                <w:sz w:val="20"/>
+                <w:color w:val="123A5F"/>
               </w:rPr>
               <w:t>Datum aankoop</w:t>
             </w:r>
@@ -3527,8 +4150,7 @@
             <w:r>
               <w:rPr>
                 <w:b/>
-                <w:color w:val="00407A"/>
-                <w:sz w:val="20"/>
+                <w:color w:val="123A5F"/>
               </w:rPr>
               <w:t>Kost (€) / terugbetaling (€)</w:t>
             </w:r>
@@ -3577,21 +4199,32 @@
       </w:tr>
     </w:tbl>
     <w:p>
-      <w:r>
-        <w:rPr>
-          <w:b/>
-          <w:color w:val="00407A"/>
-          <w:sz w:val="24"/>
-        </w:rPr>
-        <w:t>Deel 6 — Dagziekenhuis of ziekenhuisverblijf</w:t>
-      </w:r>
-    </w:p>
-    <w:p>
-      <w:r>
-        <w:rPr>
-          <w:i w:val="0"/>
-          <w:color w:val="2E3B47"/>
-          <w:sz w:val="20"/>
+      <w:pPr>
+        <w:spacing w:before="280"/>
+      </w:pPr>
+      <w:r>
+        <w:rPr>
+          <w:b/>
+          <w:color w:val="123A5F"/>
+          <w:sz w:val="30"/>
+        </w:rPr>
+        <w:t>Deel 6</w:t>
+      </w:r>
+    </w:p>
+    <w:p>
+      <w:r>
+        <w:rPr>
+          <w:b/>
+          <w:color w:val="123A5F"/>
+          <w:sz w:val="26"/>
+        </w:rPr>
+        <w:t>DAGZIEKENHUIS OF ZIEKENHUISVERBLIJF</w:t>
+      </w:r>
+    </w:p>
+    <w:p>
+      <w:r>
+        <w:rPr>
+          <w:color w:val="2E3B47"/>
         </w:rPr>
         <w:t>Was er tijdens deze periode een verblijf in het dagziekenhuis, of een ziekenhuisopname (gepland of spoed)?</w:t>
       </w:r>
@@ -3601,12 +4234,12 @@
         <w:tblW w:type="auto" w:w="0"/>
         <w:tblLook w:firstColumn="1" w:firstRow="1" w:lastColumn="0" w:lastRow="0" w:noHBand="0" w:noVBand="1" w:val="04A0"/>
         <w:tblBorders>
-          <w:top w:val="single" w:sz="4" w:space="0" w:color="B9C7D1"/>
-          <w:left w:val="single" w:sz="4" w:space="0" w:color="B9C7D1"/>
-          <w:bottom w:val="single" w:sz="4" w:space="0" w:color="B9C7D1"/>
-          <w:right w:val="single" w:sz="4" w:space="0" w:color="B9C7D1"/>
-          <w:insideH w:val="single" w:sz="4" w:space="0" w:color="B9C7D1"/>
-          <w:insideV w:val="single" w:sz="4" w:space="0" w:color="B9C7D1"/>
+          <w:top w:val="single" w:sz="4" w:space="0" w:color="A8A296"/>
+          <w:left w:val="single" w:sz="4" w:space="0" w:color="A8A296"/>
+          <w:bottom w:val="single" w:sz="4" w:space="0" w:color="A8A296"/>
+          <w:right w:val="single" w:sz="4" w:space="0" w:color="A8A296"/>
+          <w:insideH w:val="single" w:sz="4" w:space="0" w:color="A8A296"/>
+          <w:insideV w:val="single" w:sz="4" w:space="0" w:color="A8A296"/>
         </w:tblBorders>
       </w:tblPr>
       <w:tblGrid>
@@ -3623,8 +4256,7 @@
             <w:r>
               <w:rPr>
                 <w:b/>
-                <w:color w:val="00407A"/>
-                <w:sz w:val="20"/>
+                <w:color w:val="123A5F"/>
               </w:rPr>
               <w:t>Datum / periode</w:t>
             </w:r>
@@ -3647,8 +4279,7 @@
             <w:r>
               <w:rPr>
                 <w:b/>
-                <w:color w:val="00407A"/>
-                <w:sz w:val="20"/>
+                <w:color w:val="123A5F"/>
               </w:rPr>
               <w:t>Naam en adres ziekenhuis</w:t>
             </w:r>
@@ -3671,8 +4302,7 @@
             <w:r>
               <w:rPr>
                 <w:b/>
-                <w:color w:val="00407A"/>
-                <w:sz w:val="20"/>
+                <w:color w:val="123A5F"/>
               </w:rPr>
               <w:t>Reden / voetgerelateerd?</w:t>
             </w:r>
@@ -3695,8 +4325,7 @@
             <w:r>
               <w:rPr>
                 <w:b/>
-                <w:color w:val="00407A"/>
-                <w:sz w:val="20"/>
+                <w:color w:val="123A5F"/>
               </w:rPr>
               <w:t>Type verblijf (dagziekenhuis / met overnachting)</w:t>
             </w:r>
@@ -3710,37 +4339,104 @@
         </w:tc>
       </w:tr>
     </w:tbl>
+    <w:p>
+      <w:r>
+        <w:rPr>
+          <w:b/>
+          <w:color w:val="123A5F"/>
+          <w:sz w:val="26"/>
+        </w:rPr>
+        <w:t>Notities:</w:t>
+      </w:r>
+    </w:p>
+    <w:p>
+      <w:r>
+        <w:rPr>
+          <w:color w:val="2E3B47"/>
+        </w:rPr>
+        <w:t>......................................................................................................................</w:t>
+      </w:r>
+    </w:p>
+    <w:p>
+      <w:r>
+        <w:rPr>
+          <w:color w:val="2E3B47"/>
+        </w:rPr>
+        <w:t>......................................................................................................................</w:t>
+      </w:r>
+    </w:p>
+    <w:p>
+      <w:r>
+        <w:rPr>
+          <w:color w:val="2E3B47"/>
+        </w:rPr>
+        <w:t>......................................................................................................................</w:t>
+      </w:r>
+    </w:p>
     <w:p/>
+    <w:tbl>
+      <w:tblPr>
+        <w:tblW w:type="auto" w:w="0"/>
+        <w:jc w:val="center"/>
+        <w:tblLook w:firstColumn="1" w:firstRow="1" w:lastColumn="0" w:lastRow="0" w:noHBand="0" w:noVBand="1" w:val="04A0"/>
+      </w:tblPr>
+      <w:tblGrid>
+        <w:gridCol w:w="9072"/>
+      </w:tblGrid>
+      <w:tr>
+        <w:tc>
+          <w:tcPr>
+            <w:tcW w:type="dxa" w:w="9072"/>
+            <w:shd w:val="clear" w:color="auto" w:fill="123A5F"/>
+          </w:tcPr>
+          <w:p>
+            <w:r/>
+            <w:r>
+              <w:rPr>
+                <w:b/>
+                <w:color w:val="FFFFFF"/>
+              </w:rPr>
+              <w:t>PERIODE 6 — week 11–13</w:t>
+            </w:r>
+          </w:p>
+        </w:tc>
+      </w:tr>
+    </w:tbl>
+    <w:p>
+      <w:r>
+        <w:rPr>
+          <w:color w:val="2E3B47"/>
+        </w:rPr>
+        <w:t>Periode van invullen: ___ / ___ / ______   tot   ___ / ___ / ______</w:t>
+      </w:r>
+    </w:p>
     <w:p>
       <w:pPr>
-        <w:spacing w:before="200" w:after="80"/>
-        <w:shd w:val="clear" w:color="auto" w:fill="FF7A00"/>
+        <w:spacing w:before="280"/>
       </w:pPr>
       <w:r>
         <w:rPr>
           <w:b/>
-          <w:color w:val="FFFFFF"/>
-          <w:sz w:val="24"/>
-        </w:rPr>
-        <w:t xml:space="preserve">  PERIODE 6 — week 11–13</w:t>
-      </w:r>
-    </w:p>
-    <w:p>
-      <w:r>
-        <w:rPr>
-          <w:b/>
-          <w:color w:val="00407A"/>
-          <w:sz w:val="24"/>
-        </w:rPr>
-        <w:t>Deel 1 — Contact met kinesist, ergotherapeut of andere zorgverlener</w:t>
-      </w:r>
-    </w:p>
-    <w:p>
-      <w:r>
-        <w:rPr>
-          <w:i w:val="0"/>
-          <w:color w:val="2E3B47"/>
-          <w:sz w:val="20"/>
+          <w:color w:val="123A5F"/>
+          <w:sz w:val="30"/>
+        </w:rPr>
+        <w:t>Deel 1</w:t>
+      </w:r>
+    </w:p>
+    <w:p>
+      <w:r>
+        <w:rPr>
+          <w:b/>
+          <w:color w:val="123A5F"/>
+          <w:sz w:val="26"/>
+        </w:rPr>
+        <w:t>CONTACT MET KINESIST, ERGOTHERAPEUT OF ANDERE ZORGVERLENER</w:t>
+      </w:r>
+    </w:p>
+    <w:p>
+      <w:r>
+        <w:rPr>
+          <w:color w:val="2E3B47"/>
         </w:rPr>
         <w:t>Sommige deelnemers krijgen, los van de PARADISE-studie, sessies bij bijvoorbeeld een kinesist, ergotherapeut, podotherapeut of een andere zorgverlener. Had u zo'n sessie(s) tijdens deze periode?</w:t>
       </w:r>
@@ -3750,12 +4446,12 @@
         <w:tblW w:type="auto" w:w="0"/>
         <w:tblLook w:firstColumn="1" w:firstRow="1" w:lastColumn="0" w:lastRow="0" w:noHBand="0" w:noVBand="1" w:val="04A0"/>
         <w:tblBorders>
-          <w:top w:val="single" w:sz="4" w:space="0" w:color="B9C7D1"/>
-          <w:left w:val="single" w:sz="4" w:space="0" w:color="B9C7D1"/>
-          <w:bottom w:val="single" w:sz="4" w:space="0" w:color="B9C7D1"/>
-          <w:right w:val="single" w:sz="4" w:space="0" w:color="B9C7D1"/>
-          <w:insideH w:val="single" w:sz="4" w:space="0" w:color="B9C7D1"/>
-          <w:insideV w:val="single" w:sz="4" w:space="0" w:color="B9C7D1"/>
+          <w:top w:val="single" w:sz="4" w:space="0" w:color="A8A296"/>
+          <w:left w:val="single" w:sz="4" w:space="0" w:color="A8A296"/>
+          <w:bottom w:val="single" w:sz="4" w:space="0" w:color="A8A296"/>
+          <w:right w:val="single" w:sz="4" w:space="0" w:color="A8A296"/>
+          <w:insideH w:val="single" w:sz="4" w:space="0" w:color="A8A296"/>
+          <w:insideV w:val="single" w:sz="4" w:space="0" w:color="A8A296"/>
         </w:tblBorders>
       </w:tblPr>
       <w:tblGrid>
@@ -3772,8 +4468,7 @@
             <w:r>
               <w:rPr>
                 <w:b/>
-                <w:color w:val="00407A"/>
-                <w:sz w:val="20"/>
+                <w:color w:val="123A5F"/>
               </w:rPr>
               <w:t>Contact gehad? (Ja/Nee)</w:t>
             </w:r>
@@ -3796,8 +4491,7 @@
             <w:r>
               <w:rPr>
                 <w:b/>
-                <w:color w:val="00407A"/>
-                <w:sz w:val="20"/>
+                <w:color w:val="123A5F"/>
               </w:rPr>
               <w:t>Hoe vaak binnen deze periode?</w:t>
             </w:r>
@@ -3820,8 +4514,7 @@
             <w:r>
               <w:rPr>
                 <w:b/>
-                <w:color w:val="00407A"/>
-                <w:sz w:val="20"/>
+                <w:color w:val="123A5F"/>
               </w:rPr>
               <w:t>Bij welke zorgverlener?</w:t>
             </w:r>
@@ -3844,10 +4537,9 @@
             <w:r>
               <w:rPr>
                 <w:b/>
-                <w:color w:val="00407A"/>
-                <w:sz w:val="20"/>
-              </w:rPr>
-              <w:t>Kost (indien gekend)</w:t>
+                <w:color w:val="123A5F"/>
+              </w:rPr>
+              <w:t>Kost (€) / terugbetaling (€)</w:t>
             </w:r>
           </w:p>
         </w:tc>
@@ -3860,23 +4552,34 @@
       </w:tr>
     </w:tbl>
     <w:p>
-      <w:r>
-        <w:rPr>
-          <w:b/>
-          <w:color w:val="00407A"/>
-          <w:sz w:val="24"/>
-        </w:rPr>
-        <w:t>Deel 2 — Consultaties</w:t>
-      </w:r>
-    </w:p>
-    <w:p>
-      <w:r>
-        <w:rPr>
-          <w:i w:val="0"/>
-          <w:color w:val="2E3B47"/>
-          <w:sz w:val="20"/>
-        </w:rPr>
-        <w:t>Had u tijdens deze periode contact met een dienst binnen de gezondheidszorg (bv. huisarts, diabetoloog, vaatchirurg…)? Telefoon en e-mailcontact tellen ook mee. Noteer hier niet uw PARADISE-studiebezoeken.</w:t>
+      <w:pPr>
+        <w:spacing w:before="280"/>
+      </w:pPr>
+      <w:r>
+        <w:rPr>
+          <w:b/>
+          <w:color w:val="123A5F"/>
+          <w:sz w:val="30"/>
+        </w:rPr>
+        <w:t>Deel 2</w:t>
+      </w:r>
+    </w:p>
+    <w:p>
+      <w:r>
+        <w:rPr>
+          <w:b/>
+          <w:color w:val="123A5F"/>
+          <w:sz w:val="26"/>
+        </w:rPr>
+        <w:t>CONSULTATIES</w:t>
+      </w:r>
+    </w:p>
+    <w:p>
+      <w:r>
+        <w:rPr>
+          <w:color w:val="2E3B47"/>
+        </w:rPr>
+        <w:t>Had u tijdens deze periode contact met een dienst binnen de gezondheidszorg (bv. huisarts, diabetoloog, vaatchirurg…)? Telefoon- en e-mailcontact tellen ook mee. Noteer hier niet uw PARADISE-studiebezoeken.</w:t>
       </w:r>
     </w:p>
     <w:tbl>
@@ -3884,12 +4587,12 @@
         <w:tblW w:type="auto" w:w="0"/>
         <w:tblLook w:firstColumn="1" w:firstRow="1" w:lastColumn="0" w:lastRow="0" w:noHBand="0" w:noVBand="1" w:val="04A0"/>
         <w:tblBorders>
-          <w:top w:val="single" w:sz="4" w:space="0" w:color="B9C7D1"/>
-          <w:left w:val="single" w:sz="4" w:space="0" w:color="B9C7D1"/>
-          <w:bottom w:val="single" w:sz="4" w:space="0" w:color="B9C7D1"/>
-          <w:right w:val="single" w:sz="4" w:space="0" w:color="B9C7D1"/>
-          <w:insideH w:val="single" w:sz="4" w:space="0" w:color="B9C7D1"/>
-          <w:insideV w:val="single" w:sz="4" w:space="0" w:color="B9C7D1"/>
+          <w:top w:val="single" w:sz="4" w:space="0" w:color="A8A296"/>
+          <w:left w:val="single" w:sz="4" w:space="0" w:color="A8A296"/>
+          <w:bottom w:val="single" w:sz="4" w:space="0" w:color="A8A296"/>
+          <w:right w:val="single" w:sz="4" w:space="0" w:color="A8A296"/>
+          <w:insideH w:val="single" w:sz="4" w:space="0" w:color="A8A296"/>
+          <w:insideV w:val="single" w:sz="4" w:space="0" w:color="A8A296"/>
         </w:tblBorders>
       </w:tblPr>
       <w:tblGrid>
@@ -3909,8 +4612,7 @@
             <w:r>
               <w:rPr>
                 <w:b/>
-                <w:color w:val="00407A"/>
-                <w:sz w:val="20"/>
+                <w:color w:val="123A5F"/>
               </w:rPr>
               <w:t>Datum + met wie</w:t>
             </w:r>
@@ -3925,8 +4627,7 @@
             <w:r>
               <w:rPr>
                 <w:b/>
-                <w:color w:val="00407A"/>
-                <w:sz w:val="20"/>
+                <w:color w:val="123A5F"/>
               </w:rPr>
               <w:t>Type consultatie</w:t>
             </w:r>
@@ -3941,8 +4642,7 @@
             <w:r>
               <w:rPr>
                 <w:b/>
-                <w:color w:val="00407A"/>
-                <w:sz w:val="20"/>
+                <w:color w:val="123A5F"/>
               </w:rPr>
               <w:t>Waar?</w:t>
             </w:r>
@@ -3957,8 +4657,7 @@
             <w:r>
               <w:rPr>
                 <w:b/>
-                <w:color w:val="00407A"/>
-                <w:sz w:val="20"/>
+                <w:color w:val="123A5F"/>
               </w:rPr>
               <w:t>Tijdsduur</w:t>
             </w:r>
@@ -3973,8 +4672,7 @@
             <w:r>
               <w:rPr>
                 <w:b/>
-                <w:color w:val="00407A"/>
-                <w:sz w:val="20"/>
+                <w:color w:val="123A5F"/>
               </w:rPr>
               <w:t>Kosten (€)</w:t>
             </w:r>
@@ -4079,21 +4777,32 @@
       </w:tr>
     </w:tbl>
     <w:p>
-      <w:r>
-        <w:rPr>
-          <w:b/>
-          <w:color w:val="00407A"/>
-          <w:sz w:val="24"/>
-        </w:rPr>
-        <w:t>Deel 3 — Thuisverpleegkundige</w:t>
-      </w:r>
-    </w:p>
-    <w:p>
-      <w:r>
-        <w:rPr>
-          <w:i w:val="0"/>
-          <w:color w:val="2E3B47"/>
-          <w:sz w:val="20"/>
+      <w:pPr>
+        <w:spacing w:before="280"/>
+      </w:pPr>
+      <w:r>
+        <w:rPr>
+          <w:b/>
+          <w:color w:val="123A5F"/>
+          <w:sz w:val="30"/>
+        </w:rPr>
+        <w:t>Deel 3</w:t>
+      </w:r>
+    </w:p>
+    <w:p>
+      <w:r>
+        <w:rPr>
+          <w:b/>
+          <w:color w:val="123A5F"/>
+          <w:sz w:val="26"/>
+        </w:rPr>
+        <w:t>THUISVERPLEEGKUNDIGE</w:t>
+      </w:r>
+    </w:p>
+    <w:p>
+      <w:r>
+        <w:rPr>
+          <w:color w:val="2E3B47"/>
         </w:rPr>
         <w:t>Is de situatie met uw thuisverpleegkundige veranderd tijdens deze periode (gestart, gestopt, andere frequentie)?</w:t>
       </w:r>
@@ -4101,7 +4810,25 @@
     <w:p>
       <w:r>
         <w:rPr>
-          <w:color w:val="C7D0D8"/>
+          <w:color w:val="2E3B47"/>
+        </w:rPr>
+        <w:t>☐ Nee, niets veranderd.   ☐ Ja, zie hieronder:</w:t>
+      </w:r>
+    </w:p>
+    <w:p>
+      <w:r>
+        <w:rPr>
+          <w:b/>
+          <w:color w:val="123A5F"/>
+          <w:sz w:val="26"/>
+        </w:rPr>
+        <w:t>Notities:</w:t>
+      </w:r>
+    </w:p>
+    <w:p>
+      <w:r>
+        <w:rPr>
+          <w:color w:val="2E3B47"/>
         </w:rPr>
         <w:t>......................................................................................................................</w:t>
       </w:r>
@@ -4109,27 +4836,38 @@
     <w:p>
       <w:r>
         <w:rPr>
-          <w:color w:val="C7D0D8"/>
+          <w:color w:val="2E3B47"/>
         </w:rPr>
         <w:t>......................................................................................................................</w:t>
       </w:r>
     </w:p>
     <w:p>
-      <w:r>
-        <w:rPr>
-          <w:b/>
-          <w:color w:val="00407A"/>
-          <w:sz w:val="24"/>
-        </w:rPr>
-        <w:t>Deel 4 — Thuiszorgdiensten</w:t>
-      </w:r>
-    </w:p>
-    <w:p>
-      <w:r>
-        <w:rPr>
-          <w:i w:val="0"/>
-          <w:color w:val="2E3B47"/>
-          <w:sz w:val="20"/>
+      <w:pPr>
+        <w:spacing w:before="280"/>
+      </w:pPr>
+      <w:r>
+        <w:rPr>
+          <w:b/>
+          <w:color w:val="123A5F"/>
+          <w:sz w:val="30"/>
+        </w:rPr>
+        <w:t>Deel 4</w:t>
+      </w:r>
+    </w:p>
+    <w:p>
+      <w:r>
+        <w:rPr>
+          <w:b/>
+          <w:color w:val="123A5F"/>
+          <w:sz w:val="26"/>
+        </w:rPr>
+        <w:t>THUISZORGDIENSTEN</w:t>
+      </w:r>
+    </w:p>
+    <w:p>
+      <w:r>
+        <w:rPr>
+          <w:color w:val="2E3B47"/>
         </w:rPr>
         <w:t>Is er iets veranderd aan uw thuiszorgdiensten (poetshulp, gezinszorg, maaltijden aan huis, vervoershulp, klusjesdienst) tijdens deze periode?</w:t>
       </w:r>
@@ -4137,7 +4875,25 @@
     <w:p>
       <w:r>
         <w:rPr>
-          <w:color w:val="C7D0D8"/>
+          <w:color w:val="2E3B47"/>
+        </w:rPr>
+        <w:t>☐ Nee, niets veranderd.   ☐ Ja, zie hieronder:</w:t>
+      </w:r>
+    </w:p>
+    <w:p>
+      <w:r>
+        <w:rPr>
+          <w:b/>
+          <w:color w:val="123A5F"/>
+          <w:sz w:val="26"/>
+        </w:rPr>
+        <w:t>Notities:</w:t>
+      </w:r>
+    </w:p>
+    <w:p>
+      <w:r>
+        <w:rPr>
+          <w:color w:val="2E3B47"/>
         </w:rPr>
         <w:t>......................................................................................................................</w:t>
       </w:r>
@@ -4145,29 +4901,40 @@
     <w:p>
       <w:r>
         <w:rPr>
-          <w:color w:val="C7D0D8"/>
+          <w:color w:val="2E3B47"/>
         </w:rPr>
         <w:t>......................................................................................................................</w:t>
       </w:r>
     </w:p>
     <w:p>
-      <w:r>
-        <w:rPr>
-          <w:b/>
-          <w:color w:val="00407A"/>
-          <w:sz w:val="24"/>
-        </w:rPr>
-        <w:t>Deel 5 — Voetzorgmateriaal en hulpmiddelen</w:t>
-      </w:r>
-    </w:p>
-    <w:p>
-      <w:r>
-        <w:rPr>
-          <w:i w:val="0"/>
-          <w:color w:val="2E3B47"/>
-          <w:sz w:val="20"/>
-        </w:rPr>
-        <w:t>Kosten voor materiaal of hulpmiddelen die u zelf hebt aangeschaft voor de zorg van uw voeten tijdens deze periode (buiten wat u via de studie krijgt). De zool (CMFO) en de sensor van de studie hoeft u niet te noteren.</w:t>
+      <w:pPr>
+        <w:spacing w:before="280"/>
+      </w:pPr>
+      <w:r>
+        <w:rPr>
+          <w:b/>
+          <w:color w:val="123A5F"/>
+          <w:sz w:val="30"/>
+        </w:rPr>
+        <w:t>Deel 5</w:t>
+      </w:r>
+    </w:p>
+    <w:p>
+      <w:r>
+        <w:rPr>
+          <w:b/>
+          <w:color w:val="123A5F"/>
+          <w:sz w:val="26"/>
+        </w:rPr>
+        <w:t>VOETZORGMATERIAAL EN HULPMIDDELEN</w:t>
+      </w:r>
+    </w:p>
+    <w:p>
+      <w:r>
+        <w:rPr>
+          <w:color w:val="2E3B47"/>
+        </w:rPr>
+        <w:t>Kosten voor materiaal of hulpmiddelen die u zelf hebt aangeschaft voor de zorg van uw voeten tijdens deze periode, buiten wat u via de studie krijgt. De zool (CMFO) en de sensor van de studie hoeft u niet te noteren.</w:t>
       </w:r>
     </w:p>
     <w:tbl>
@@ -4175,12 +4942,12 @@
         <w:tblW w:type="auto" w:w="0"/>
         <w:tblLook w:firstColumn="1" w:firstRow="1" w:lastColumn="0" w:lastRow="0" w:noHBand="0" w:noVBand="1" w:val="04A0"/>
         <w:tblBorders>
-          <w:top w:val="single" w:sz="4" w:space="0" w:color="B9C7D1"/>
-          <w:left w:val="single" w:sz="4" w:space="0" w:color="B9C7D1"/>
-          <w:bottom w:val="single" w:sz="4" w:space="0" w:color="B9C7D1"/>
-          <w:right w:val="single" w:sz="4" w:space="0" w:color="B9C7D1"/>
-          <w:insideH w:val="single" w:sz="4" w:space="0" w:color="B9C7D1"/>
-          <w:insideV w:val="single" w:sz="4" w:space="0" w:color="B9C7D1"/>
+          <w:top w:val="single" w:sz="4" w:space="0" w:color="A8A296"/>
+          <w:left w:val="single" w:sz="4" w:space="0" w:color="A8A296"/>
+          <w:bottom w:val="single" w:sz="4" w:space="0" w:color="A8A296"/>
+          <w:right w:val="single" w:sz="4" w:space="0" w:color="A8A296"/>
+          <w:insideH w:val="single" w:sz="4" w:space="0" w:color="A8A296"/>
+          <w:insideV w:val="single" w:sz="4" w:space="0" w:color="A8A296"/>
         </w:tblBorders>
       </w:tblPr>
       <w:tblGrid>
@@ -4198,8 +4965,7 @@
             <w:r>
               <w:rPr>
                 <w:b/>
-                <w:color w:val="00407A"/>
-                <w:sz w:val="20"/>
+                <w:color w:val="123A5F"/>
               </w:rPr>
               <w:t>Materiaal / product</w:t>
             </w:r>
@@ -4214,8 +4980,7 @@
             <w:r>
               <w:rPr>
                 <w:b/>
-                <w:color w:val="00407A"/>
-                <w:sz w:val="20"/>
+                <w:color w:val="123A5F"/>
               </w:rPr>
               <w:t>Datum aankoop</w:t>
             </w:r>
@@ -4230,8 +4995,7 @@
             <w:r>
               <w:rPr>
                 <w:b/>
-                <w:color w:val="00407A"/>
-                <w:sz w:val="20"/>
+                <w:color w:val="123A5F"/>
               </w:rPr>
               <w:t>Kost (€) / terugbetaling (€)</w:t>
             </w:r>
@@ -4280,21 +5044,32 @@
       </w:tr>
     </w:tbl>
     <w:p>
-      <w:r>
-        <w:rPr>
-          <w:b/>
-          <w:color w:val="00407A"/>
-          <w:sz w:val="24"/>
-        </w:rPr>
-        <w:t>Deel 6 — Dagziekenhuis of ziekenhuisverblijf</w:t>
-      </w:r>
-    </w:p>
-    <w:p>
-      <w:r>
-        <w:rPr>
-          <w:i w:val="0"/>
-          <w:color w:val="2E3B47"/>
-          <w:sz w:val="20"/>
+      <w:pPr>
+        <w:spacing w:before="280"/>
+      </w:pPr>
+      <w:r>
+        <w:rPr>
+          <w:b/>
+          <w:color w:val="123A5F"/>
+          <w:sz w:val="30"/>
+        </w:rPr>
+        <w:t>Deel 6</w:t>
+      </w:r>
+    </w:p>
+    <w:p>
+      <w:r>
+        <w:rPr>
+          <w:b/>
+          <w:color w:val="123A5F"/>
+          <w:sz w:val="26"/>
+        </w:rPr>
+        <w:t>DAGZIEKENHUIS OF ZIEKENHUISVERBLIJF</w:t>
+      </w:r>
+    </w:p>
+    <w:p>
+      <w:r>
+        <w:rPr>
+          <w:color w:val="2E3B47"/>
         </w:rPr>
         <w:t>Was er tijdens deze periode een verblijf in het dagziekenhuis, of een ziekenhuisopname (gepland of spoed)?</w:t>
       </w:r>
@@ -4304,12 +5079,12 @@
         <w:tblW w:type="auto" w:w="0"/>
         <w:tblLook w:firstColumn="1" w:firstRow="1" w:lastColumn="0" w:lastRow="0" w:noHBand="0" w:noVBand="1" w:val="04A0"/>
         <w:tblBorders>
-          <w:top w:val="single" w:sz="4" w:space="0" w:color="B9C7D1"/>
-          <w:left w:val="single" w:sz="4" w:space="0" w:color="B9C7D1"/>
-          <w:bottom w:val="single" w:sz="4" w:space="0" w:color="B9C7D1"/>
-          <w:right w:val="single" w:sz="4" w:space="0" w:color="B9C7D1"/>
-          <w:insideH w:val="single" w:sz="4" w:space="0" w:color="B9C7D1"/>
-          <w:insideV w:val="single" w:sz="4" w:space="0" w:color="B9C7D1"/>
+          <w:top w:val="single" w:sz="4" w:space="0" w:color="A8A296"/>
+          <w:left w:val="single" w:sz="4" w:space="0" w:color="A8A296"/>
+          <w:bottom w:val="single" w:sz="4" w:space="0" w:color="A8A296"/>
+          <w:right w:val="single" w:sz="4" w:space="0" w:color="A8A296"/>
+          <w:insideH w:val="single" w:sz="4" w:space="0" w:color="A8A296"/>
+          <w:insideV w:val="single" w:sz="4" w:space="0" w:color="A8A296"/>
         </w:tblBorders>
       </w:tblPr>
       <w:tblGrid>
@@ -4326,8 +5101,7 @@
             <w:r>
               <w:rPr>
                 <w:b/>
-                <w:color w:val="00407A"/>
-                <w:sz w:val="20"/>
+                <w:color w:val="123A5F"/>
               </w:rPr>
               <w:t>Datum / periode</w:t>
             </w:r>
@@ -4350,8 +5124,7 @@
             <w:r>
               <w:rPr>
                 <w:b/>
-                <w:color w:val="00407A"/>
-                <w:sz w:val="20"/>
+                <w:color w:val="123A5F"/>
               </w:rPr>
               <w:t>Naam en adres ziekenhuis</w:t>
             </w:r>
@@ -4374,8 +5147,7 @@
             <w:r>
               <w:rPr>
                 <w:b/>
-                <w:color w:val="00407A"/>
-                <w:sz w:val="20"/>
+                <w:color w:val="123A5F"/>
               </w:rPr>
               <w:t>Reden / voetgerelateerd?</w:t>
             </w:r>
@@ -4398,8 +5170,7 @@
             <w:r>
               <w:rPr>
                 <w:b/>
-                <w:color w:val="00407A"/>
-                <w:sz w:val="20"/>
+                <w:color w:val="123A5F"/>
               </w:rPr>
               <w:t>Type verblijf (dagziekenhuis / met overnachting)</w:t>
             </w:r>
@@ -4413,27 +5184,55 @@
         </w:tc>
       </w:tr>
     </w:tbl>
+    <w:p>
+      <w:r>
+        <w:rPr>
+          <w:b/>
+          <w:color w:val="123A5F"/>
+          <w:sz w:val="26"/>
+        </w:rPr>
+        <w:t>Notities:</w:t>
+      </w:r>
+    </w:p>
+    <w:p>
+      <w:r>
+        <w:rPr>
+          <w:color w:val="2E3B47"/>
+        </w:rPr>
+        <w:t>......................................................................................................................</w:t>
+      </w:r>
+    </w:p>
+    <w:p>
+      <w:r>
+        <w:rPr>
+          <w:color w:val="2E3B47"/>
+        </w:rPr>
+        <w:t>......................................................................................................................</w:t>
+      </w:r>
+    </w:p>
+    <w:p>
+      <w:r>
+        <w:rPr>
+          <w:color w:val="2E3B47"/>
+        </w:rPr>
+        <w:t>......................................................................................................................</w:t>
+      </w:r>
+    </w:p>
     <w:p/>
     <w:p>
-      <w:pPr>
-        <w:spacing w:before="200" w:after="80"/>
-        <w:shd w:val="clear" w:color="auto" w:fill="00407A"/>
-      </w:pPr>
-      <w:r>
-        <w:rPr>
-          <w:b/>
-          <w:color w:val="FFFFFF"/>
-          <w:sz w:val="24"/>
-        </w:rPr>
-        <w:t xml:space="preserve">  CONTACT</w:t>
-      </w:r>
-    </w:p>
-    <w:p>
-      <w:r>
-        <w:rPr>
-          <w:i w:val="0"/>
-          <w:color w:val="2E3B47"/>
-          <w:sz w:val="20"/>
+      <w:r>
+        <w:rPr>
+          <w:b/>
+          <w:color w:val="123A5F"/>
+          <w:sz w:val="26"/>
+        </w:rPr>
+        <w:t>Contact</w:t>
+      </w:r>
+    </w:p>
+    <w:p>
+      <w:r>
+        <w:rPr>
+          <w:color w:val="2E3B47"/>
         </w:rPr>
         <w:t>Hebt u vragen of opmerkingen, of is er iets niet duidelijk? Neem dan contact op met uw zorgverlener.</w:t>
       </w:r>
